--- a/tvt3_v2/public/templates/THANH_LY_KY_LAI_MAT_BANG.docx
+++ b/tvt3_v2/public/templates/THANH_LY_KY_LAI_MAT_BANG.docx
@@ -4035,7 +4035,7 @@
           <w:b/>
           <w:bCs/>
         </w:rPr>
-        <w:t>Địa chỉ trạm: {{ADDRESS_OLD</w:t>
+        <w:t>Địa chỉ trạm: {{ADDRESS_OLD}} (</w:t>
       </w:r>
       <w:r>
         <w:rPr>
@@ -4048,7 +4048,7 @@
           <w:szCs w:val="28"/>
           <w:lang w:val="da-DK"/>
         </w:rPr>
-        <w:t>{{ADDRESS_NEW}}</w:t>
+        <w:t>{{ADDRESS_NEW}})</w:t>
       </w:r>
       <w:r>
         <w:rPr>

--- a/tvt3_v2/public/templates/THANH_LY_KY_LAI_MAT_BANG.docx
+++ b/tvt3_v2/public/templates/THANH_LY_KY_LAI_MAT_BANG.docx
@@ -3309,7 +3309,7 @@
           <w:szCs w:val="28"/>
           <w:lang w:val="fr-FR"/>
         </w:rPr>
-        <w:t>(Giấy UQ số 08/UQ-MBF.ĐNa ngày 22/01/2026 do Giám đốc MobiFone Đồng Nai – Chi nhánh Tổng Công ty Viễn Thông MobiFone, Ông Bùi Chí Tuệ ký)</w:t>
+        <w:t>(Giấy UQ số 21/UQ-MBF.ĐNa ngày 19/06/2026 do Giám đốc MobiFone Đồng Nai – Chi nhánh Tổng Công ty Viễn Thông MobiFone, Ông Bùi Chí Tuệ ký)</w:t>
       </w:r>
     </w:p>
     <w:p>
@@ -5039,7 +5039,7 @@
           <w:szCs w:val="26"/>
           <w:lang w:val="fr-FR"/>
         </w:rPr>
-        <w:t>(Giấy UQ số 08/UQ-MBF.ĐNa ngày 22/01/2026 do Giám đốc MobiFone Đồng Nai – Chi nhánh Tổng Công ty Viễn Thông MobiFone, Ông Bùi Chí Tuệ ký)</w:t>
+        <w:t>(Giấy UQ số 21/UQ-MBF.ĐNa ngày 19/06/2026 do Giám đốc MobiFone Đồng Nai – Chi nhánh Tổng Công ty Viễn Thông MobiFone, Ông Bùi Chí Tuệ ký)</w:t>
       </w:r>
     </w:p>
     <w:p>

--- a/tvt3_v2/public/templates/THANH_LY_KY_LAI_MAT_BANG.docx
+++ b/tvt3_v2/public/templates/THANH_LY_KY_LAI_MAT_BANG.docx
@@ -1,6 +1,6 @@
 
 <file path=word/document.xml><?xml version="1.0" encoding="utf-8"?>
-<w:document xmlns:wpc="http://schemas.microsoft.com/office/word/2010/wordprocessingCanvas" xmlns:cx="http://schemas.microsoft.com/office/drawing/2014/chartex" xmlns:cx1="http://schemas.microsoft.com/office/drawing/2015/9/8/chartex" xmlns:cx2="http://schemas.microsoft.com/office/drawing/2015/10/21/chartex" xmlns:cx3="http://schemas.microsoft.com/office/drawing/2016/5/9/chartex" xmlns:cx4="http://schemas.microsoft.com/office/drawing/2016/5/10/chartex" xmlns:cx5="http://schemas.microsoft.com/office/drawing/2016/5/11/chartex" xmlns:cx6="http://schemas.microsoft.com/office/drawing/2016/5/12/chartex" xmlns:cx7="http://schemas.microsoft.com/office/drawing/2016/5/13/chartex" xmlns:cx8="http://schemas.microsoft.com/office/drawing/2016/5/14/chartex" xmlns:mc="http://schemas.openxmlformats.org/markup-compatibility/2006" xmlns:aink="http://schemas.microsoft.com/office/drawing/2016/ink" xmlns:am3d="http://schemas.microsoft.com/office/drawing/2017/model3d" xmlns:o="urn:schemas-microsoft-com:office:office" xmlns:oel="http://schemas.microsoft.com/office/2019/extlst" xmlns:r="http://schemas.openxmlformats.org/officeDocument/2006/relationships" xmlns:m="http://schemas.openxmlformats.org/officeDocument/2006/math" xmlns:v="urn:schemas-microsoft-com:vml" xmlns:wp14="http://schemas.microsoft.com/office/word/2010/wordprocessingDrawing" xmlns:wp="http://schemas.openxmlformats.org/drawingml/2006/wordprocessingDrawing" xmlns:w10="urn:schemas-microsoft-com:office:word" xmlns:w="http://schemas.openxmlformats.org/wordprocessingml/2006/main" xmlns:w14="http://schemas.microsoft.com/office/word/2010/wordml" xmlns:w15="http://schemas.microsoft.com/office/word/2012/wordml" xmlns:w16cex="http://schemas.microsoft.com/office/word/2018/wordml/cex" xmlns:w16cid="http://schemas.microsoft.com/office/word/2016/wordml/cid" xmlns:w16="http://schemas.microsoft.com/office/word/2018/wordml" xmlns:w16du="http://schemas.microsoft.com/office/word/2023/wordml/word16du" xmlns:w16sdtdh="http://schemas.microsoft.com/office/word/2020/wordml/sdtdatahash" xmlns:w16sdtfl="http://schemas.microsoft.com/office/word/2024/wordml/sdtformatlock" xmlns:w16se="http://schemas.microsoft.com/office/word/2015/wordml/symex" xmlns:wpg="http://schemas.microsoft.com/office/word/2010/wordprocessingGroup" xmlns:wpi="http://schemas.microsoft.com/office/word/2010/wordprocessingInk" xmlns:wne="http://schemas.microsoft.com/office/word/2006/wordml" xmlns:wps="http://schemas.microsoft.com/office/word/2010/wordprocessingShape" mc:Ignorable="w14 w15 w16se w16cid w16 w16cex w16sdtdh w16sdtfl w16du wp14">
+<w:document xmlns:a="http://schemas.openxmlformats.org/drawingml/2006/main" xmlns:a14="http://schemas.microsoft.com/office/drawing/2010/main" xmlns:wpc="http://schemas.microsoft.com/office/word/2010/wordprocessingCanvas" xmlns:cx="http://schemas.microsoft.com/office/drawing/2014/chartex" xmlns:cx1="http://schemas.microsoft.com/office/drawing/2015/9/8/chartex" xmlns:cx2="http://schemas.microsoft.com/office/drawing/2015/10/21/chartex" xmlns:cx3="http://schemas.microsoft.com/office/drawing/2016/5/9/chartex" xmlns:cx4="http://schemas.microsoft.com/office/drawing/2016/5/10/chartex" xmlns:cx5="http://schemas.microsoft.com/office/drawing/2016/5/11/chartex" xmlns:cx6="http://schemas.microsoft.com/office/drawing/2016/5/12/chartex" xmlns:cx7="http://schemas.microsoft.com/office/drawing/2016/5/13/chartex" xmlns:cx8="http://schemas.microsoft.com/office/drawing/2016/5/14/chartex" xmlns:mc="http://schemas.openxmlformats.org/markup-compatibility/2006" xmlns:aink="http://schemas.microsoft.com/office/drawing/2016/ink" xmlns:am3d="http://schemas.microsoft.com/office/drawing/2017/model3d" xmlns:o="urn:schemas-microsoft-com:office:office" xmlns:oel="http://schemas.microsoft.com/office/2019/extlst" xmlns:r="http://schemas.openxmlformats.org/officeDocument/2006/relationships" xmlns:m="http://schemas.openxmlformats.org/officeDocument/2006/math" xmlns:v="urn:schemas-microsoft-com:vml" xmlns:wp14="http://schemas.microsoft.com/office/word/2010/wordprocessingDrawing" xmlns:wp="http://schemas.openxmlformats.org/drawingml/2006/wordprocessingDrawing" xmlns:w10="urn:schemas-microsoft-com:office:word" xmlns:w="http://schemas.openxmlformats.org/wordprocessingml/2006/main" xmlns:w14="http://schemas.microsoft.com/office/word/2010/wordml" xmlns:w15="http://schemas.microsoft.com/office/word/2012/wordml" xmlns:w16cex="http://schemas.microsoft.com/office/word/2018/wordml/cex" xmlns:w16cid="http://schemas.microsoft.com/office/word/2016/wordml/cid" xmlns:w16="http://schemas.microsoft.com/office/word/2018/wordml" xmlns:w16du="http://schemas.microsoft.com/office/word/2023/wordml/word16du" xmlns:w16sdtdh="http://schemas.microsoft.com/office/word/2020/wordml/sdtdatahash" xmlns:w16sdtfl="http://schemas.microsoft.com/office/word/2024/wordml/sdtformatlock" xmlns:w16se="http://schemas.microsoft.com/office/word/2015/wordml/symex" xmlns:wpg="http://schemas.microsoft.com/office/word/2010/wordprocessingGroup" xmlns:wpi="http://schemas.microsoft.com/office/word/2010/wordprocessingInk" xmlns:wne="http://schemas.microsoft.com/office/word/2006/wordml" xmlns:wps="http://schemas.microsoft.com/office/word/2010/wordprocessingShape" mc:Ignorable="w14 w15 w16se w16cid w16 w16cex w16sdtdh w16sdtfl w16du wp14">
   <w:body>
     <w:tbl>
       <w:tblPr>
@@ -127,7 +127,7 @@
               <mc:AlternateContent>
                 <mc:Choice Requires="wps">
                   <w:drawing>
-                    <wp:anchor distT="0" distB="0" distL="114300" distR="114300" simplePos="0" relativeHeight="251661312" behindDoc="0" locked="0" layoutInCell="1" allowOverlap="1" wp14:anchorId="61315F5F" wp14:editId="3E24A989">
+                    <wp:anchor distT="0" distB="0" distL="114300" distR="114300" simplePos="0" relativeHeight="251661312" behindDoc="0" locked="0" layoutInCell="1" allowOverlap="1" wp14:editId="3E24A989" wp14:anchorId="61315F5F">
                       <wp:simplePos x="0" y="0"/>
                       <wp:positionH relativeFrom="column">
                         <wp:posOffset>652780</wp:posOffset>
@@ -181,7 +181,7 @@
                 </mc:Choice>
                 <mc:Fallback>
                   <w:pict>
-                    <v:line w14:anchorId="3A8FE28D" id="Straight Connector 2000649774" o:spid="_x0000_s1026" style="position:absolute;flip:x;z-index:251661312;visibility:visible;mso-wrap-style:square;mso-wrap-distance-left:9pt;mso-wrap-distance-top:0;mso-wrap-distance-right:9pt;mso-wrap-distance-bottom:0;mso-position-horizontal:absolute;mso-position-horizontal-relative:text;mso-position-vertical:absolute;mso-position-vertical-relative:text" from="51.4pt,3.8pt" to="174.3pt,3.8pt" o:gfxdata="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" strokecolor="black [3213]" strokeweight=".5pt">
+                    <v:line id="Straight Connector 2000649774" style="position:absolute;flip:x;z-index:251661312;visibility:visible;mso-wrap-style:square;mso-wrap-distance-left:9pt;mso-wrap-distance-top:0;mso-wrap-distance-right:9pt;mso-wrap-distance-bottom:0;mso-position-horizontal:absolute;mso-position-horizontal-relative:text;mso-position-vertical:absolute;mso-position-vertical-relative:text" o:spid="_x0000_s1026" strokecolor="black [3213]" strokeweight=".5pt" o:gfxdata="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" from="51.4pt,3.8pt" to="174.3pt,3.8pt" w14:anchorId="3A8FE28D">
                       <v:stroke joinstyle="miter"/>
                     </v:line>
                   </w:pict>
@@ -213,7 +213,7 @@
               <mc:AlternateContent>
                 <mc:Choice Requires="wps">
                   <w:drawing>
-                    <wp:anchor distT="0" distB="0" distL="114300" distR="114300" simplePos="0" relativeHeight="251660288" behindDoc="0" locked="0" layoutInCell="1" allowOverlap="1" wp14:anchorId="1F88C76F" wp14:editId="5D57BEEB">
+                    <wp:anchor distT="0" distB="0" distL="114300" distR="114300" simplePos="0" relativeHeight="251660288" behindDoc="0" locked="0" layoutInCell="1" allowOverlap="1" wp14:editId="5D57BEEB" wp14:anchorId="1F88C76F">
                       <wp:simplePos x="0" y="0"/>
                       <wp:positionH relativeFrom="column">
                         <wp:posOffset>848360</wp:posOffset>
@@ -273,7 +273,7 @@
                 </mc:Choice>
                 <mc:Fallback>
                   <w:pict>
-                    <v:line w14:anchorId="7B0B0E0A" id="Straight Connector 1463436238" o:spid="_x0000_s1026" style="position:absolute;flip:y;z-index:251660288;visibility:visible;mso-wrap-style:square;mso-width-percent:0;mso-height-percent:0;mso-wrap-distance-left:9pt;mso-wrap-distance-top:0;mso-wrap-distance-right:9pt;mso-wrap-distance-bottom:0;mso-position-horizontal:absolute;mso-position-horizontal-relative:text;mso-position-vertical:absolute;mso-position-vertical-relative:text;mso-width-percent:0;mso-height-percent:0;mso-width-relative:margin;mso-height-relative:margin" from="66.8pt,5.25pt" to="223.7pt,5.25pt" o:gfxdata="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" strokecolor="black [3213]" strokeweight=".5pt">
+                    <v:line id="Straight Connector 1463436238" style="position:absolute;flip:y;z-index:251660288;visibility:visible;mso-wrap-style:square;mso-width-percent:0;mso-height-percent:0;mso-wrap-distance-left:9pt;mso-wrap-distance-top:0;mso-wrap-distance-right:9pt;mso-wrap-distance-bottom:0;mso-position-horizontal:absolute;mso-position-horizontal-relative:text;mso-position-vertical:absolute;mso-position-vertical-relative:text;mso-width-percent:0;mso-height-percent:0;mso-width-relative:margin;mso-height-relative:margin" o:spid="_x0000_s1026" strokecolor="black [3213]" strokeweight=".5pt" o:gfxdata="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" from="66.8pt,5.25pt" to="223.7pt,5.25pt" w14:anchorId="7B0B0E0A">
                       <v:stroke joinstyle="miter"/>
                     </v:line>
                   </w:pict>
@@ -329,7 +329,7 @@
                 <w:i/>
                 <w:szCs w:val="28"/>
               </w:rPr>
-              <w:t xml:space="preserve">Đồng Nai, ngày  </w:t>
+              <w:t xml:space="preserve">Đồng Nai, ngày </w:t>
             </w:r>
             <w:r>
               <w:rPr>
@@ -346,7 +346,7 @@
                 <w:i/>
                 <w:szCs w:val="28"/>
               </w:rPr>
-              <w:t xml:space="preserve">  tháng</w:t>
+              <w:t xml:space="preserve"> tháng</w:t>
             </w:r>
             <w:r>
               <w:rPr>
@@ -363,7 +363,7 @@
                 <w:i/>
                 <w:szCs w:val="28"/>
               </w:rPr>
-              <w:t xml:space="preserve">    năm 2026</w:t>
+              <w:t xml:space="preserve">  năm 2026</w:t>
             </w:r>
           </w:p>
         </w:tc>
@@ -467,88 +467,6 @@
       </w:pPr>
       <w:r>
         <w:rPr>
-          <w:rFonts w:ascii="Times New Roman" w:hAnsi="Times New Roman"/>
-          <w:b/>
-          <w:bCs/>
-          <w:noProof/>
-          <w:szCs w:val="25"/>
-        </w:rPr>
-        <w:drawing>
-          <wp:anchor distT="0" distB="0" distL="114300" distR="114300" simplePos="0" relativeHeight="251659264" behindDoc="1" locked="0" layoutInCell="1" allowOverlap="1" wp14:anchorId="0A443629" wp14:editId="75DE6EE0">
-            <wp:simplePos x="0" y="0"/>
-            <wp:positionH relativeFrom="margin">
-              <wp:align>center</wp:align>
-            </wp:positionH>
-            <wp:positionV relativeFrom="paragraph">
-              <wp:posOffset>97790</wp:posOffset>
-            </wp:positionV>
-            <wp:extent cx="2108200" cy="19050"/>
-            <wp:effectExtent l="0" t="0" r="6350" b="0"/>
-            <wp:wrapTight wrapText="bothSides">
-              <wp:wrapPolygon edited="0">
-                <wp:start x="0" y="0"/>
-                <wp:lineTo x="0" y="0"/>
-                <wp:lineTo x="21470" y="0"/>
-                <wp:lineTo x="21470" y="0"/>
-                <wp:lineTo x="0" y="0"/>
-              </wp:wrapPolygon>
-            </wp:wrapTight>
-            <wp:docPr id="384057371" name="Picture 1"/>
-            <wp:cNvGraphicFramePr>
-              <a:graphicFrameLocks xmlns:a="http://schemas.openxmlformats.org/drawingml/2006/main" noChangeAspect="1"/>
-            </wp:cNvGraphicFramePr>
-            <a:graphic xmlns:a="http://schemas.openxmlformats.org/drawingml/2006/main">
-              <a:graphicData uri="http://schemas.openxmlformats.org/drawingml/2006/picture">
-                <pic:pic xmlns:pic="http://schemas.openxmlformats.org/drawingml/2006/picture">
-                  <pic:nvPicPr>
-                    <pic:cNvPr id="0" name="Picture 2"/>
-                    <pic:cNvPicPr>
-                      <a:picLocks noChangeAspect="1" noChangeArrowheads="1"/>
-                    </pic:cNvPicPr>
-                  </pic:nvPicPr>
-                  <pic:blipFill>
-                    <a:blip r:embed="rId5">
-                      <a:extLst>
-                        <a:ext uri="{28A0092B-C50C-407E-A947-70E740481C1C}">
-                          <a14:useLocalDpi xmlns:a14="http://schemas.microsoft.com/office/drawing/2010/main" val="0"/>
-                        </a:ext>
-                      </a:extLst>
-                    </a:blip>
-                    <a:srcRect/>
-                    <a:stretch>
-                      <a:fillRect/>
-                    </a:stretch>
-                  </pic:blipFill>
-                  <pic:spPr bwMode="auto">
-                    <a:xfrm>
-                      <a:off x="0" y="0"/>
-                      <a:ext cx="2108200" cy="19050"/>
-                    </a:xfrm>
-                    <a:prstGeom prst="rect">
-                      <a:avLst/>
-                    </a:prstGeom>
-                    <a:noFill/>
-                    <a:ln>
-                      <a:noFill/>
-                    </a:ln>
-                  </pic:spPr>
-                </pic:pic>
-              </a:graphicData>
-            </a:graphic>
-          </wp:anchor>
-        </w:drawing>
-      </w:r>
-    </w:p>
-    <w:p>
-      <w:pPr>
-        <w:spacing w:before="120" w:line="360" w:lineRule="exact"/>
-        <w:jc w:val="center"/>
-        <w:rPr>
-          <w:rFonts w:ascii="Times New Roman" w:hAnsi="Times New Roman"/>
-        </w:rPr>
-      </w:pPr>
-      <w:r>
-        <w:rPr>
           <w:rStyle w:val="Emphasis"/>
           <w:rFonts w:ascii="Times New Roman" w:hAnsi="Times New Roman"/>
           <w:i w:val="0"/>
@@ -578,10 +496,10 @@
     <w:p>
       <w:pPr>
         <w:pBdr>
-          <w:top w:val="single" w:sz="4" w:space="1" w:color="auto"/>
-          <w:left w:val="single" w:sz="4" w:space="4" w:color="auto"/>
-          <w:bottom w:val="single" w:sz="4" w:space="0" w:color="auto"/>
-          <w:right w:val="single" w:sz="4" w:space="0" w:color="auto"/>
+          <w:top w:val="single" w:color="auto" w:sz="4" w:space="1"/>
+          <w:left w:val="single" w:color="auto" w:sz="4" w:space="4"/>
+          <w:bottom w:val="single" w:color="auto" w:sz="4" w:space="0"/>
+          <w:right w:val="single" w:color="auto" w:sz="4" w:space="0"/>
         </w:pBdr>
         <w:spacing w:before="120" w:line="360" w:lineRule="exact"/>
         <w:jc w:val="center"/>
@@ -596,101 +514,6 @@
           <w:szCs w:val="26"/>
         </w:rPr>
         <w:t>Ý kiến chỉ đạo của Lãnh đạo MobiFone Đồng Nai</w:t>
-      </w:r>
-    </w:p>
-    <w:p>
-      <w:pPr>
-        <w:pBdr>
-          <w:top w:val="single" w:sz="4" w:space="1" w:color="auto"/>
-          <w:left w:val="single" w:sz="4" w:space="4" w:color="auto"/>
-          <w:bottom w:val="single" w:sz="4" w:space="0" w:color="auto"/>
-          <w:right w:val="single" w:sz="4" w:space="0" w:color="auto"/>
-        </w:pBdr>
-        <w:spacing w:before="120" w:line="360" w:lineRule="exact"/>
-        <w:jc w:val="center"/>
-        <w:rPr>
-          <w:rFonts w:ascii="Times New Roman" w:hAnsi="Times New Roman"/>
-        </w:rPr>
-      </w:pPr>
-      <w:r>
-        <w:rPr>
-          <w:rFonts w:ascii="Times New Roman" w:hAnsi="Times New Roman"/>
-        </w:rPr>
-        <w:t> </w:t>
-      </w:r>
-    </w:p>
-    <w:p>
-      <w:pPr>
-        <w:pBdr>
-          <w:top w:val="single" w:sz="4" w:space="1" w:color="auto"/>
-          <w:left w:val="single" w:sz="4" w:space="4" w:color="auto"/>
-          <w:bottom w:val="single" w:sz="4" w:space="0" w:color="auto"/>
-          <w:right w:val="single" w:sz="4" w:space="0" w:color="auto"/>
-        </w:pBdr>
-        <w:spacing w:before="120" w:line="360" w:lineRule="exact"/>
-        <w:jc w:val="center"/>
-        <w:rPr>
-          <w:rFonts w:ascii="Times New Roman" w:hAnsi="Times New Roman"/>
-        </w:rPr>
-      </w:pPr>
-      <w:r>
-        <w:rPr>
-          <w:rFonts w:ascii="Times New Roman" w:hAnsi="Times New Roman"/>
-          <w:szCs w:val="28"/>
-          <w:lang w:val="sv-SE"/>
-        </w:rPr>
-        <w:t> </w:t>
-      </w:r>
-    </w:p>
-    <w:p>
-      <w:pPr>
-        <w:pBdr>
-          <w:top w:val="single" w:sz="4" w:space="1" w:color="auto"/>
-          <w:left w:val="single" w:sz="4" w:space="4" w:color="auto"/>
-          <w:bottom w:val="single" w:sz="4" w:space="0" w:color="auto"/>
-          <w:right w:val="single" w:sz="4" w:space="0" w:color="auto"/>
-        </w:pBdr>
-        <w:spacing w:before="120" w:line="360" w:lineRule="exact"/>
-        <w:jc w:val="center"/>
-        <w:rPr>
-          <w:rFonts w:ascii="Times New Roman" w:hAnsi="Times New Roman"/>
-        </w:rPr>
-      </w:pPr>
-    </w:p>
-    <w:p>
-      <w:pPr>
-        <w:pBdr>
-          <w:top w:val="single" w:sz="4" w:space="1" w:color="auto"/>
-          <w:left w:val="single" w:sz="4" w:space="4" w:color="auto"/>
-          <w:bottom w:val="single" w:sz="4" w:space="0" w:color="auto"/>
-          <w:right w:val="single" w:sz="4" w:space="0" w:color="auto"/>
-        </w:pBdr>
-        <w:spacing w:before="120" w:line="360" w:lineRule="exact"/>
-        <w:jc w:val="center"/>
-        <w:rPr>
-          <w:rFonts w:ascii="Times New Roman" w:hAnsi="Times New Roman"/>
-        </w:rPr>
-      </w:pPr>
-    </w:p>
-    <w:p>
-      <w:pPr>
-        <w:pBdr>
-          <w:top w:val="single" w:sz="4" w:space="1" w:color="auto"/>
-          <w:left w:val="single" w:sz="4" w:space="4" w:color="auto"/>
-          <w:bottom w:val="single" w:sz="4" w:space="0" w:color="auto"/>
-          <w:right w:val="single" w:sz="4" w:space="0" w:color="auto"/>
-        </w:pBdr>
-        <w:spacing w:before="120" w:line="360" w:lineRule="exact"/>
-        <w:jc w:val="center"/>
-        <w:rPr>
-          <w:rFonts w:ascii="Times New Roman" w:hAnsi="Times New Roman"/>
-        </w:rPr>
-      </w:pPr>
-      <w:r>
-        <w:rPr>
-          <w:rFonts w:ascii="Times New Roman" w:hAnsi="Times New Roman"/>
-        </w:rPr>
-        <w:t> </w:t>
       </w:r>
     </w:p>
     <w:p>
@@ -1002,26 +825,6 @@
         </w:rPr>
         <w:t>Dịch vụ hỗ trợ bảo vệ, VHKT</w:t>
       </w:r>
-    </w:p>
-    <w:p>
-      <w:pPr>
-        <w:spacing w:before="120" w:after="120" w:line="276" w:lineRule="auto"/>
-        <w:jc w:val="both"/>
-        <w:rPr>
-          <w:rFonts w:ascii="Times New Roman" w:hAnsi="Times New Roman"/>
-          <w:szCs w:val="26"/>
-        </w:rPr>
-      </w:pPr>
-    </w:p>
-    <w:p>
-      <w:pPr>
-        <w:spacing w:before="120" w:after="120" w:line="276" w:lineRule="auto"/>
-        <w:jc w:val="both"/>
-        <w:rPr>
-          <w:rFonts w:ascii="Times New Roman" w:hAnsi="Times New Roman"/>
-          <w:szCs w:val="26"/>
-        </w:rPr>
-      </w:pPr>
     </w:p>
     <w:p>
       <w:pPr>
@@ -1047,7 +850,7 @@
           <w:lang w:val="vi-VN"/>
         </w:rPr>
         <w:lastRenderedPageBreak/>
-        <w:t xml:space="preserve">     </w:t>
+        <w:t xml:space="preserve"> </w:t>
       </w:r>
       <w:r>
         <w:rPr>
@@ -1112,14 +915,14 @@
           <w:szCs w:val="26"/>
           <w:lang w:val="vi-VN"/>
         </w:rPr>
-        <w:t xml:space="preserve"> {{NEW_PRICE}} đồng/tháng (bằng chữ: {{NEW_PRICE_TEXT}})</w:t>
-      </w:r>
-      <w:r>
-        <w:rPr>
-          <w:rFonts w:ascii="Times New Roman" w:hAnsi="Times New Roman"/>
-          <w:szCs w:val="26"/>
-        </w:rPr>
-        <w:t xml:space="preserve">với đơn giá chi tiết theo các hạng mục như sau:  </w:t>
+        <w:t xml:space="preserve"> {{NEW_PRICE}} đồng/tháng (bằng chữ: {{NEW_PRICE_TEXT}}) với</w:t>
+      </w:r>
+      <w:r>
+        <w:rPr>
+          <w:rFonts w:ascii="Times New Roman" w:hAnsi="Times New Roman"/>
+          <w:szCs w:val="26"/>
+        </w:rPr>
+        <w:t xml:space="preserve"> đơn giá chi tiết theo các hạng mục như sau: </w:t>
       </w:r>
     </w:p>
     <w:tbl>
@@ -1144,10 +947,10 @@
           <w:tcPr>
             <w:tcW w:w="1160" w:type="dxa"/>
             <w:tcBorders>
-              <w:top w:val="single" w:sz="4" w:space="0" w:color="auto"/>
-              <w:left w:val="single" w:sz="4" w:space="0" w:color="auto"/>
-              <w:bottom w:val="single" w:sz="4" w:space="0" w:color="auto"/>
-              <w:right w:val="single" w:sz="4" w:space="0" w:color="auto"/>
+              <w:top w:val="single" w:color="auto" w:sz="4" w:space="0"/>
+              <w:left w:val="single" w:color="auto" w:sz="4" w:space="0"/>
+              <w:bottom w:val="single" w:color="auto" w:sz="4" w:space="0"/>
+              <w:right w:val="single" w:color="auto" w:sz="4" w:space="0"/>
             </w:tcBorders>
             <w:vAlign w:val="center"/>
             <w:hideMark/>
@@ -1225,10 +1028,10 @@
           <w:tcPr>
             <w:tcW w:w="2435" w:type="dxa"/>
             <w:tcBorders>
-              <w:top w:val="single" w:sz="4" w:space="0" w:color="auto"/>
-              <w:left w:val="single" w:sz="4" w:space="0" w:color="auto"/>
-              <w:bottom w:val="single" w:sz="4" w:space="0" w:color="auto"/>
-              <w:right w:val="single" w:sz="4" w:space="0" w:color="auto"/>
+              <w:top w:val="single" w:color="auto" w:sz="4" w:space="0"/>
+              <w:left w:val="single" w:color="auto" w:sz="4" w:space="0"/>
+              <w:bottom w:val="single" w:color="auto" w:sz="4" w:space="0"/>
+              <w:right w:val="single" w:color="auto" w:sz="4" w:space="0"/>
             </w:tcBorders>
             <w:vAlign w:val="center"/>
             <w:hideMark/>
@@ -1262,10 +1065,10 @@
           <w:tcPr>
             <w:tcW w:w="2520" w:type="dxa"/>
             <w:tcBorders>
-              <w:top w:val="single" w:sz="4" w:space="0" w:color="auto"/>
-              <w:left w:val="single" w:sz="4" w:space="0" w:color="auto"/>
-              <w:bottom w:val="single" w:sz="4" w:space="0" w:color="auto"/>
-              <w:right w:val="single" w:sz="4" w:space="0" w:color="auto"/>
+              <w:top w:val="single" w:color="auto" w:sz="4" w:space="0"/>
+              <w:left w:val="single" w:color="auto" w:sz="4" w:space="0"/>
+              <w:bottom w:val="single" w:color="auto" w:sz="4" w:space="0"/>
+              <w:right w:val="single" w:color="auto" w:sz="4" w:space="0"/>
             </w:tcBorders>
             <w:vAlign w:val="center"/>
             <w:hideMark/>
@@ -1299,10 +1102,10 @@
           <w:tcPr>
             <w:tcW w:w="1620" w:type="dxa"/>
             <w:tcBorders>
-              <w:top w:val="single" w:sz="4" w:space="0" w:color="auto"/>
-              <w:left w:val="single" w:sz="4" w:space="0" w:color="auto"/>
-              <w:bottom w:val="single" w:sz="4" w:space="0" w:color="auto"/>
-              <w:right w:val="single" w:sz="4" w:space="0" w:color="auto"/>
+              <w:top w:val="single" w:color="auto" w:sz="4" w:space="0"/>
+              <w:left w:val="single" w:color="auto" w:sz="4" w:space="0"/>
+              <w:bottom w:val="single" w:color="auto" w:sz="4" w:space="0"/>
+              <w:right w:val="single" w:color="auto" w:sz="4" w:space="0"/>
             </w:tcBorders>
             <w:vAlign w:val="center"/>
             <w:hideMark/>
@@ -1342,10 +1145,10 @@
           <w:tcPr>
             <w:tcW w:w="1160" w:type="dxa"/>
             <w:tcBorders>
-              <w:top w:val="single" w:sz="4" w:space="0" w:color="auto"/>
-              <w:left w:val="single" w:sz="8" w:space="0" w:color="auto"/>
-              <w:bottom w:val="single" w:sz="8" w:space="0" w:color="auto"/>
-              <w:right w:val="single" w:sz="8" w:space="0" w:color="auto"/>
+              <w:top w:val="single" w:color="auto" w:sz="4" w:space="0"/>
+              <w:left w:val="single" w:color="auto" w:sz="8" w:space="0"/>
+              <w:bottom w:val="single" w:color="auto" w:sz="8" w:space="0"/>
+              <w:right w:val="single" w:color="auto" w:sz="8" w:space="0"/>
             </w:tcBorders>
             <w:vAlign w:val="center"/>
             <w:hideMark/>
@@ -1375,10 +1178,10 @@
           <w:tcPr>
             <w:tcW w:w="2435" w:type="dxa"/>
             <w:tcBorders>
-              <w:top w:val="single" w:sz="4" w:space="0" w:color="auto"/>
+              <w:top w:val="single" w:color="auto" w:sz="4" w:space="0"/>
               <w:left w:val="nil"/>
-              <w:bottom w:val="single" w:sz="8" w:space="0" w:color="auto"/>
-              <w:right w:val="single" w:sz="8" w:space="0" w:color="auto"/>
+              <w:bottom w:val="single" w:color="auto" w:sz="8" w:space="0"/>
+              <w:right w:val="single" w:color="auto" w:sz="8" w:space="0"/>
             </w:tcBorders>
             <w:vAlign w:val="center"/>
             <w:hideMark/>
@@ -1406,10 +1209,10 @@
           <w:tcPr>
             <w:tcW w:w="2520" w:type="dxa"/>
             <w:tcBorders>
-              <w:top w:val="single" w:sz="4" w:space="0" w:color="auto"/>
+              <w:top w:val="single" w:color="auto" w:sz="4" w:space="0"/>
               <w:left w:val="nil"/>
-              <w:bottom w:val="single" w:sz="8" w:space="0" w:color="auto"/>
-              <w:right w:val="single" w:sz="8" w:space="0" w:color="auto"/>
+              <w:bottom w:val="single" w:color="auto" w:sz="8" w:space="0"/>
+              <w:right w:val="single" w:color="auto" w:sz="8" w:space="0"/>
             </w:tcBorders>
             <w:vAlign w:val="center"/>
             <w:hideMark/>
@@ -1437,10 +1240,10 @@
           <w:tcPr>
             <w:tcW w:w="1620" w:type="dxa"/>
             <w:tcBorders>
-              <w:top w:val="single" w:sz="4" w:space="0" w:color="auto"/>
+              <w:top w:val="single" w:color="auto" w:sz="4" w:space="0"/>
               <w:left w:val="nil"/>
-              <w:bottom w:val="single" w:sz="8" w:space="0" w:color="auto"/>
-              <w:right w:val="single" w:sz="8" w:space="0" w:color="auto"/>
+              <w:bottom w:val="single" w:color="auto" w:sz="8" w:space="0"/>
+              <w:right w:val="single" w:color="auto" w:sz="8" w:space="0"/>
             </w:tcBorders>
             <w:vAlign w:val="center"/>
             <w:hideMark/>
@@ -1475,9 +1278,9 @@
             <w:tcW w:w="1160" w:type="dxa"/>
             <w:tcBorders>
               <w:top w:val="nil"/>
-              <w:left w:val="single" w:sz="8" w:space="0" w:color="auto"/>
-              <w:bottom w:val="single" w:sz="8" w:space="0" w:color="auto"/>
-              <w:right w:val="single" w:sz="8" w:space="0" w:color="auto"/>
+              <w:left w:val="single" w:color="auto" w:sz="8" w:space="0"/>
+              <w:bottom w:val="single" w:color="auto" w:sz="8" w:space="0"/>
+              <w:right w:val="single" w:color="auto" w:sz="8" w:space="0"/>
             </w:tcBorders>
             <w:vAlign w:val="center"/>
             <w:hideMark/>
@@ -1506,8 +1309,8 @@
             <w:tcBorders>
               <w:top w:val="nil"/>
               <w:left w:val="nil"/>
-              <w:bottom w:val="single" w:sz="4" w:space="0" w:color="auto"/>
-              <w:right w:val="single" w:sz="8" w:space="0" w:color="auto"/>
+              <w:bottom w:val="single" w:color="auto" w:sz="4" w:space="0"/>
+              <w:right w:val="single" w:color="auto" w:sz="8" w:space="0"/>
             </w:tcBorders>
             <w:vAlign w:val="center"/>
             <w:hideMark/>
@@ -1538,8 +1341,8 @@
             <w:tcBorders>
               <w:top w:val="nil"/>
               <w:left w:val="nil"/>
-              <w:bottom w:val="single" w:sz="4" w:space="0" w:color="auto"/>
-              <w:right w:val="single" w:sz="8" w:space="0" w:color="auto"/>
+              <w:bottom w:val="single" w:color="auto" w:sz="4" w:space="0"/>
+              <w:right w:val="single" w:color="auto" w:sz="8" w:space="0"/>
             </w:tcBorders>
             <w:vAlign w:val="center"/>
             <w:hideMark/>
@@ -1568,8 +1371,8 @@
             <w:tcBorders>
               <w:top w:val="nil"/>
               <w:left w:val="nil"/>
-              <w:bottom w:val="single" w:sz="4" w:space="0" w:color="auto"/>
-              <w:right w:val="single" w:sz="8" w:space="0" w:color="auto"/>
+              <w:bottom w:val="single" w:color="auto" w:sz="4" w:space="0"/>
+              <w:right w:val="single" w:color="auto" w:sz="8" w:space="0"/>
             </w:tcBorders>
             <w:vAlign w:val="center"/>
             <w:hideMark/>
@@ -1603,9 +1406,9 @@
             <w:tcW w:w="1160" w:type="dxa"/>
             <w:tcBorders>
               <w:top w:val="nil"/>
-              <w:left w:val="single" w:sz="8" w:space="0" w:color="auto"/>
-              <w:bottom w:val="single" w:sz="8" w:space="0" w:color="auto"/>
-              <w:right w:val="single" w:sz="4" w:space="0" w:color="auto"/>
+              <w:left w:val="single" w:color="auto" w:sz="8" w:space="0"/>
+              <w:bottom w:val="single" w:color="auto" w:sz="8" w:space="0"/>
+              <w:right w:val="single" w:color="auto" w:sz="4" w:space="0"/>
             </w:tcBorders>
             <w:vAlign w:val="center"/>
             <w:hideMark/>
@@ -1639,10 +1442,10 @@
           <w:tcPr>
             <w:tcW w:w="2435" w:type="dxa"/>
             <w:tcBorders>
-              <w:top w:val="single" w:sz="4" w:space="0" w:color="auto"/>
-              <w:left w:val="single" w:sz="4" w:space="0" w:color="auto"/>
-              <w:bottom w:val="single" w:sz="4" w:space="0" w:color="auto"/>
-              <w:right w:val="single" w:sz="4" w:space="0" w:color="auto"/>
+              <w:top w:val="single" w:color="auto" w:sz="4" w:space="0"/>
+              <w:left w:val="single" w:color="auto" w:sz="4" w:space="0"/>
+              <w:bottom w:val="single" w:color="auto" w:sz="4" w:space="0"/>
+              <w:right w:val="single" w:color="auto" w:sz="4" w:space="0"/>
             </w:tcBorders>
             <w:vAlign w:val="center"/>
             <w:hideMark/>
@@ -1670,10 +1473,10 @@
           <w:tcPr>
             <w:tcW w:w="2520" w:type="dxa"/>
             <w:tcBorders>
-              <w:top w:val="single" w:sz="4" w:space="0" w:color="auto"/>
-              <w:left w:val="single" w:sz="4" w:space="0" w:color="auto"/>
-              <w:bottom w:val="single" w:sz="4" w:space="0" w:color="auto"/>
-              <w:right w:val="single" w:sz="4" w:space="0" w:color="auto"/>
+              <w:top w:val="single" w:color="auto" w:sz="4" w:space="0"/>
+              <w:left w:val="single" w:color="auto" w:sz="4" w:space="0"/>
+              <w:bottom w:val="single" w:color="auto" w:sz="4" w:space="0"/>
+              <w:right w:val="single" w:color="auto" w:sz="4" w:space="0"/>
             </w:tcBorders>
             <w:vAlign w:val="center"/>
             <w:hideMark/>
@@ -1701,10 +1504,10 @@
           <w:tcPr>
             <w:tcW w:w="1620" w:type="dxa"/>
             <w:tcBorders>
-              <w:top w:val="single" w:sz="4" w:space="0" w:color="auto"/>
-              <w:left w:val="single" w:sz="4" w:space="0" w:color="auto"/>
-              <w:bottom w:val="single" w:sz="4" w:space="0" w:color="auto"/>
-              <w:right w:val="single" w:sz="4" w:space="0" w:color="auto"/>
+              <w:top w:val="single" w:color="auto" w:sz="4" w:space="0"/>
+              <w:left w:val="single" w:color="auto" w:sz="4" w:space="0"/>
+              <w:bottom w:val="single" w:color="auto" w:sz="4" w:space="0"/>
+              <w:right w:val="single" w:color="auto" w:sz="4" w:space="0"/>
             </w:tcBorders>
             <w:vAlign w:val="center"/>
             <w:hideMark/>
@@ -1732,18 +1535,6 @@
     </w:tbl>
     <w:p>
       <w:pPr>
-        <w:spacing w:before="120" w:line="360" w:lineRule="exact"/>
-        <w:ind w:firstLine="720"/>
-        <w:jc w:val="both"/>
-        <w:rPr>
-          <w:rFonts w:ascii="Times New Roman" w:hAnsi="Times New Roman"/>
-          <w:sz w:val="28"/>
-          <w:szCs w:val="28"/>
-        </w:rPr>
-      </w:pPr>
-    </w:p>
-    <w:p>
-      <w:pPr>
         <w:pStyle w:val="ListParagraph"/>
         <w:numPr>
           <w:ilvl w:val="0"/>
@@ -1828,30 +1619,6 @@
           <w:lang w:val="vi-VN"/>
         </w:rPr>
         <w:t>Viễn thông có cơ sở thực hiện./.</w:t>
-      </w:r>
-    </w:p>
-    <w:p>
-      <w:pPr>
-        <w:tabs>
-          <w:tab w:val="left" w:pos="426"/>
-          <w:tab w:val="left" w:pos="810"/>
-          <w:tab w:val="left" w:pos="3240"/>
-        </w:tabs>
-        <w:spacing w:before="120" w:line="360" w:lineRule="exact"/>
-        <w:ind w:left="540" w:firstLine="720"/>
-        <w:jc w:val="both"/>
-        <w:rPr>
-          <w:rFonts w:ascii="Times New Roman" w:hAnsi="Times New Roman"/>
-          <w:sz w:val="28"/>
-          <w:szCs w:val="28"/>
-        </w:rPr>
-      </w:pPr>
-      <w:r>
-        <w:rPr>
-          <w:rFonts w:ascii="Times New Roman" w:hAnsi="Times New Roman"/>
-          <w:szCs w:val="28"/>
-        </w:rPr>
-        <w:t> </w:t>
       </w:r>
     </w:p>
     <w:tbl>
@@ -2165,7 +1932,7 @@
                 <w:rFonts w:ascii="Times New Roman" w:hAnsi="Times New Roman"/>
                 <w:szCs w:val="28"/>
               </w:rPr>
-              <w:t xml:space="preserve">    </w:t>
+              <w:t xml:space="preserve"> </w:t>
             </w:r>
           </w:p>
         </w:tc>
@@ -2222,22 +1989,6 @@
         </w:tc>
       </w:tr>
     </w:tbl>
-    <w:p>
-      <w:pPr>
-        <w:tabs>
-          <w:tab w:val="left" w:pos="426"/>
-          <w:tab w:val="left" w:pos="810"/>
-          <w:tab w:val="left" w:pos="3240"/>
-        </w:tabs>
-        <w:spacing w:before="120" w:line="360" w:lineRule="exact"/>
-        <w:jc w:val="both"/>
-        <w:rPr>
-          <w:rFonts w:ascii="Times New Roman" w:hAnsi="Times New Roman"/>
-          <w:sz w:val="28"/>
-          <w:szCs w:val="28"/>
-        </w:rPr>
-      </w:pPr>
-    </w:p>
     <w:tbl>
       <w:tblPr>
         <w:tblpPr w:leftFromText="180" w:rightFromText="180" w:vertAnchor="text" w:horzAnchor="margin" w:tblpXSpec="center" w:tblpY="-832"/>
@@ -2351,7 +2102,7 @@
               <mc:AlternateContent>
                 <mc:Choice Requires="wps">
                   <w:drawing>
-                    <wp:anchor distT="4294967294" distB="4294967294" distL="114300" distR="114300" simplePos="0" relativeHeight="251667456" behindDoc="0" locked="0" layoutInCell="1" allowOverlap="1" wp14:anchorId="49CCB699" wp14:editId="4D85D922">
+                    <wp:anchor distT="4294967294" distB="4294967294" distL="114300" distR="114300" simplePos="0" relativeHeight="251667456" behindDoc="0" locked="0" layoutInCell="1" allowOverlap="1" wp14:editId="4D85D922" wp14:anchorId="49CCB699">
                       <wp:simplePos x="0" y="0"/>
                       <wp:positionH relativeFrom="column">
                         <wp:posOffset>776605</wp:posOffset>
@@ -2412,11 +2163,11 @@
                 </mc:Choice>
                 <mc:Fallback>
                   <w:pict>
-                    <v:shapetype w14:anchorId="631B8ED6" id="_x0000_t32" coordsize="21600,21600" o:spt="32" o:oned="t" path="m,l21600,21600e" filled="f">
-                      <v:path arrowok="t" fillok="f" o:connecttype="none"/>
+                    <v:shapetype id="_x0000_t32" coordsize="21600,21600" o:oned="t" filled="f" o:spt="32" path="m,l21600,21600e" w14:anchorId="631B8ED6">
+                      <v:path fillok="f" arrowok="t" o:connecttype="none"/>
                       <o:lock v:ext="edit" shapetype="t"/>
                     </v:shapetype>
-                    <v:shape id="Straight Arrow Connector 1977137422" o:spid="_x0000_s1026" type="#_x0000_t32" style="position:absolute;margin-left:61.15pt;margin-top:19.7pt;width:132pt;height:0;z-index:251667456;visibility:visible;mso-wrap-style:square;mso-width-percent:0;mso-height-percent:0;mso-wrap-distance-left:9pt;mso-wrap-distance-top:-6e-5mm;mso-wrap-distance-right:9pt;mso-wrap-distance-bottom:-6e-5mm;mso-position-horizontal:absolute;mso-position-horizontal-relative:text;mso-position-vertical:absolute;mso-position-vertical-relative:text;mso-width-percent:0;mso-height-percent:0;mso-width-relative:page;mso-height-relative:page" o:gfxdata="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"/>
+                    <v:shape id="Straight Arrow Connector 1977137422" style="position:absolute;margin-left:61.15pt;margin-top:19.7pt;width:132pt;height:0;z-index:251667456;visibility:visible;mso-wrap-style:square;mso-width-percent:0;mso-height-percent:0;mso-wrap-distance-left:9pt;mso-wrap-distance-top:-6e-5mm;mso-wrap-distance-right:9pt;mso-wrap-distance-bottom:-6e-5mm;mso-position-horizontal:absolute;mso-position-horizontal-relative:text;mso-position-vertical:absolute;mso-position-vertical-relative:text;mso-width-percent:0;mso-height-percent:0;mso-width-relative:page;mso-height-relative:page" o:spid="_x0000_s1026" type="#_x0000_t32" o:gfxdata="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"/>
                   </w:pict>
                 </mc:Fallback>
               </mc:AlternateContent>
@@ -2460,7 +2211,7 @@
               <mc:AlternateContent>
                 <mc:Choice Requires="wps">
                   <w:drawing>
-                    <wp:anchor distT="4294967294" distB="4294967294" distL="114300" distR="114300" simplePos="0" relativeHeight="251666432" behindDoc="0" locked="0" layoutInCell="1" allowOverlap="1" wp14:anchorId="22E7C71E" wp14:editId="30CE949A">
+                    <wp:anchor distT="4294967294" distB="4294967294" distL="114300" distR="114300" simplePos="0" relativeHeight="251666432" behindDoc="0" locked="0" layoutInCell="1" allowOverlap="1" wp14:editId="30CE949A" wp14:anchorId="22E7C71E">
                       <wp:simplePos x="0" y="0"/>
                       <wp:positionH relativeFrom="column">
                         <wp:posOffset>764540</wp:posOffset>
@@ -2521,7 +2272,7 @@
                 </mc:Choice>
                 <mc:Fallback>
                   <w:pict>
-                    <v:shape w14:anchorId="3582894D" id="Straight Arrow Connector 2093591429" o:spid="_x0000_s1026" type="#_x0000_t32" style="position:absolute;margin-left:60.2pt;margin-top:4.05pt;width:124.8pt;height:0;z-index:251666432;visibility:visible;mso-wrap-style:square;mso-width-percent:0;mso-height-percent:0;mso-wrap-distance-left:9pt;mso-wrap-distance-top:-6e-5mm;mso-wrap-distance-right:9pt;mso-wrap-distance-bottom:-6e-5mm;mso-position-horizontal:absolute;mso-position-horizontal-relative:text;mso-position-vertical:absolute;mso-position-vertical-relative:text;mso-width-percent:0;mso-height-percent:0;mso-width-relative:page;mso-height-relative:page" o:gfxdata="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"/>
+                    <v:shape id="Straight Arrow Connector 2093591429" style="position:absolute;margin-left:60.2pt;margin-top:4.05pt;width:124.8pt;height:0;z-index:251666432;visibility:visible;mso-wrap-style:square;mso-width-percent:0;mso-height-percent:0;mso-wrap-distance-left:9pt;mso-wrap-distance-top:-6e-5mm;mso-wrap-distance-right:9pt;mso-wrap-distance-bottom:-6e-5mm;mso-position-horizontal:absolute;mso-position-horizontal-relative:text;mso-position-vertical:absolute;mso-position-vertical-relative:text;mso-width-percent:0;mso-height-percent:0;mso-width-relative:page;mso-height-relative:page" o:spid="_x0000_s1026" type="#_x0000_t32" o:gfxdata="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" w14:anchorId="3582894D"/>
                   </w:pict>
                 </mc:Fallback>
               </mc:AlternateContent>
@@ -2550,6 +2301,14 @@
     </w:tbl>
     <w:p>
       <w:pPr>
+        <w:spacing w:before="0" w:after="0"/>
+      </w:pPr>
+      <w:r>
+        <w:t>{#IS_TRONG_KHUNG}</w:t>
+      </w:r>
+    </w:p>
+    <w:p>
+      <w:pPr>
         <w:pStyle w:val="NormalWeb"/>
         <w:spacing w:before="0" w:beforeAutospacing="0" w:after="0" w:afterAutospacing="0"/>
         <w:jc w:val="center"/>
@@ -2599,12 +2358,22 @@
       <w:pPr>
         <w:pStyle w:val="NormalWeb"/>
         <w:spacing w:before="0" w:beforeAutospacing="0" w:after="0" w:afterAutospacing="0"/>
-        <w:jc w:val="center"/>
-        <w:rPr>
+        <w:ind w:firstLine="709"/>
+        <w:jc w:val="both"/>
+        <w:rPr>
+          <w:bCs/>
           <w:sz w:val="26"/>
           <w:szCs w:val="26"/>
         </w:rPr>
       </w:pPr>
+      <w:r>
+        <w:rPr>
+          <w:rFonts w:eastAsia="Times New Roman"/>
+          <w:bCs/>
+          <w:sz w:val="26"/>
+        </w:rPr>
+        <w:t>Căn cứ vào hợp đồng số {{CONTRACT_NO}} ký ngày {{CONTRACT_DATE}} giữa Trung tâm mạng lưới MobiFone miền Nam và Ông/Bà {{OWNER_NAME}} về việc thuê vị trí đặt trạm điện thoại di động tại: {{ADDRESS_OLD}} (ID trạm: {{SITE_ID}}).</w:t>
+      </w:r>
     </w:p>
     <w:p>
       <w:pPr>
@@ -2613,27 +2382,6 @@
         <w:ind w:firstLine="709"/>
         <w:jc w:val="both"/>
         <w:rPr>
-          <w:bCs/>
-          <w:sz w:val="26"/>
-          <w:szCs w:val="26"/>
-        </w:rPr>
-      </w:pPr>
-      <w:r>
-        <w:rPr>
-          <w:rFonts w:eastAsia="Times New Roman"/>
-          <w:bCs/>
-          <w:sz w:val="26"/>
-        </w:rPr>
-        <w:t>Căn cứ vào hợp đồng số {{CONTRACT_NO}} ký ngày {{CONTRACT_DATE}} giữa Trung tâm mạng lưới MobiFone miền Nam và Ông/Bà {{OWNER_NAME}} về việc thuê vị trí đặt trạm điện thoại di động tại: {{ADDRESS_OLD}} (ID trạm: {{SITE_ID}}).</w:t>
-      </w:r>
-    </w:p>
-    <w:p>
-      <w:pPr>
-        <w:pStyle w:val="NormalWeb"/>
-        <w:spacing w:before="0" w:beforeAutospacing="0" w:after="0" w:afterAutospacing="0"/>
-        <w:ind w:firstLine="709"/>
-        <w:jc w:val="both"/>
-        <w:rPr>
           <w:sz w:val="26"/>
           <w:szCs w:val="26"/>
         </w:rPr>
@@ -2651,7 +2399,7 @@
           <w:sz w:val="26"/>
           <w:szCs w:val="26"/>
         </w:rPr>
-        <w:t xml:space="preserve"> Hôm nay, ngày        tháng          năm   202</w:t>
+        <w:t xml:space="preserve"> Hôm nay, ngày        tháng          năm 202</w:t>
       </w:r>
       <w:r>
         <w:rPr>
@@ -2666,14 +2414,14 @@
           <w:sz w:val="26"/>
           <w:szCs w:val="26"/>
         </w:rPr>
-        <w:t xml:space="preserve">  tại </w:t>
+        <w:t xml:space="preserve"> tại</w:t>
       </w:r>
       <w:r>
         <w:rPr>
           <w:sz w:val="26"/>
           <w:szCs w:val="28"/>
         </w:rPr>
-        <w:t xml:space="preserve">tại </w:t>
+        <w:t xml:space="preserve"> </w:t>
       </w:r>
       <w:r>
         <w:rPr>
@@ -2854,8 +2602,8 @@
                 <w:szCs w:val="26"/>
               </w:rPr>
             </w:pPr>
-            <w:bookmarkStart w:id="0" w:name="_Hlk65570467"/>
-            <w:bookmarkStart w:id="1" w:name="_Hlk76457538"/>
+            <w:bookmarkStart w:name="_Hlk65570467" w:id="0"/>
+            <w:bookmarkStart w:name="_Hlk76457538" w:id="1"/>
             <w:r>
               <w:rPr>
                 <w:rFonts w:ascii="Times New Roman" w:hAnsi="Times New Roman"/>
@@ -3004,7 +2752,7 @@
             <w:r>
               <w:rPr>
                 <w:rStyle w:val="Emphasis"/>
-                <w:rFonts w:ascii="Times New Roman" w:eastAsiaTheme="majorEastAsia" w:hAnsi="Times New Roman"/>
+                <w:rFonts w:ascii="Times New Roman" w:hAnsi="Times New Roman" w:eastAsiaTheme="majorEastAsia"/>
                 <w:b/>
                 <w:bCs/>
                 <w:i w:val="0"/>
@@ -3385,17 +3133,6 @@
         <w:t>3/ Biên bản này được lập thành 02 bản, mỗi bên giữ 01 bản có giá trị pháp lý như nhau</w:t>
       </w:r>
     </w:p>
-    <w:p>
-      <w:pPr>
-        <w:spacing w:before="120" w:line="320" w:lineRule="exact"/>
-        <w:jc w:val="both"/>
-        <w:rPr>
-          <w:rFonts w:ascii="Times New Roman" w:hAnsi="Times New Roman"/>
-          <w:sz w:val="28"/>
-          <w:szCs w:val="28"/>
-        </w:rPr>
-      </w:pPr>
-    </w:p>
     <w:tbl>
       <w:tblPr>
         <w:tblW w:w="10440" w:type="dxa"/>
@@ -3451,7 +3188,7 @@
                 <w:rFonts w:ascii="Times New Roman" w:hAnsi="Times New Roman"/>
                 <w:szCs w:val="28"/>
               </w:rPr>
-              <w:t xml:space="preserve">                 </w:t>
+              <w:t xml:space="preserve">             </w:t>
             </w:r>
           </w:p>
           <w:p>
@@ -3635,11 +3372,6 @@
         </w:tc>
       </w:tr>
     </w:tbl>
-    <w:p>
-      <w:r>
-        <w:br w:type="page"/>
-      </w:r>
-    </w:p>
     <w:tbl>
       <w:tblPr>
         <w:tblpPr w:leftFromText="180" w:rightFromText="180" w:vertAnchor="text" w:horzAnchor="margin" w:tblpXSpec="center" w:tblpY="-832"/>
@@ -3753,7 +3485,7 @@
               <mc:AlternateContent>
                 <mc:Choice Requires="wps">
                   <w:drawing>
-                    <wp:anchor distT="4294967294" distB="4294967294" distL="114300" distR="114300" simplePos="0" relativeHeight="251664384" behindDoc="0" locked="0" layoutInCell="1" allowOverlap="1" wp14:anchorId="69335A19" wp14:editId="721454E2">
+                    <wp:anchor distT="4294967294" distB="4294967294" distL="114300" distR="114300" simplePos="0" relativeHeight="251664384" behindDoc="0" locked="0" layoutInCell="1" allowOverlap="1" wp14:editId="721454E2" wp14:anchorId="69335A19">
                       <wp:simplePos x="0" y="0"/>
                       <wp:positionH relativeFrom="column">
                         <wp:posOffset>776605</wp:posOffset>
@@ -3814,7 +3546,7 @@
                 </mc:Choice>
                 <mc:Fallback>
                   <w:pict>
-                    <v:shape w14:anchorId="18EC2693" id="Straight Arrow Connector 4" o:spid="_x0000_s1026" type="#_x0000_t32" style="position:absolute;margin-left:61.15pt;margin-top:19.7pt;width:132pt;height:0;z-index:251664384;visibility:visible;mso-wrap-style:square;mso-width-percent:0;mso-height-percent:0;mso-wrap-distance-left:9pt;mso-wrap-distance-top:-6e-5mm;mso-wrap-distance-right:9pt;mso-wrap-distance-bottom:-6e-5mm;mso-position-horizontal:absolute;mso-position-horizontal-relative:text;mso-position-vertical:absolute;mso-position-vertical-relative:text;mso-width-percent:0;mso-height-percent:0;mso-width-relative:page;mso-height-relative:page" o:gfxdata="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"/>
+                    <v:shape id="Straight Arrow Connector 4" style="position:absolute;margin-left:61.15pt;margin-top:19.7pt;width:132pt;height:0;z-index:251664384;visibility:visible;mso-wrap-style:square;mso-width-percent:0;mso-height-percent:0;mso-wrap-distance-left:9pt;mso-wrap-distance-top:-6e-5mm;mso-wrap-distance-right:9pt;mso-wrap-distance-bottom:-6e-5mm;mso-position-horizontal:absolute;mso-position-horizontal-relative:text;mso-position-vertical:absolute;mso-position-vertical-relative:text;mso-width-percent:0;mso-height-percent:0;mso-width-relative:page;mso-height-relative:page" o:spid="_x0000_s1026" type="#_x0000_t32" o:gfxdata="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" w14:anchorId="18EC2693"/>
                   </w:pict>
                 </mc:Fallback>
               </mc:AlternateContent>
@@ -3858,7 +3590,7 @@
               <mc:AlternateContent>
                 <mc:Choice Requires="wps">
                   <w:drawing>
-                    <wp:anchor distT="4294967294" distB="4294967294" distL="114300" distR="114300" simplePos="0" relativeHeight="251663360" behindDoc="0" locked="0" layoutInCell="1" allowOverlap="1" wp14:anchorId="11096036" wp14:editId="2FBC9FB5">
+                    <wp:anchor distT="4294967294" distB="4294967294" distL="114300" distR="114300" simplePos="0" relativeHeight="251663360" behindDoc="0" locked="0" layoutInCell="1" allowOverlap="1" wp14:editId="2FBC9FB5" wp14:anchorId="11096036">
                       <wp:simplePos x="0" y="0"/>
                       <wp:positionH relativeFrom="column">
                         <wp:posOffset>764540</wp:posOffset>
@@ -3919,7 +3651,7 @@
                 </mc:Choice>
                 <mc:Fallback>
                   <w:pict>
-                    <v:shape w14:anchorId="0680D1E1" id="Straight Arrow Connector 5" o:spid="_x0000_s1026" type="#_x0000_t32" style="position:absolute;margin-left:60.2pt;margin-top:4.05pt;width:124.8pt;height:0;z-index:251663360;visibility:visible;mso-wrap-style:square;mso-width-percent:0;mso-height-percent:0;mso-wrap-distance-left:9pt;mso-wrap-distance-top:-6e-5mm;mso-wrap-distance-right:9pt;mso-wrap-distance-bottom:-6e-5mm;mso-position-horizontal:absolute;mso-position-horizontal-relative:text;mso-position-vertical:absolute;mso-position-vertical-relative:text;mso-width-percent:0;mso-height-percent:0;mso-width-relative:page;mso-height-relative:page" o:gfxdata="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"/>
+                    <v:shape id="Straight Arrow Connector 5" style="position:absolute;margin-left:60.2pt;margin-top:4.05pt;width:124.8pt;height:0;z-index:251663360;visibility:visible;mso-wrap-style:square;mso-width-percent:0;mso-height-percent:0;mso-wrap-distance-left:9pt;mso-wrap-distance-top:-6e-5mm;mso-wrap-distance-right:9pt;mso-wrap-distance-bottom:-6e-5mm;mso-position-horizontal:absolute;mso-position-horizontal-relative:text;mso-position-vertical:absolute;mso-position-vertical-relative:text;mso-width-percent:0;mso-height-percent:0;mso-width-relative:page;mso-height-relative:page" o:spid="_x0000_s1026" type="#_x0000_t32" o:gfxdata="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" w14:anchorId="0680D1E1"/>
                   </w:pict>
                 </mc:Fallback>
               </mc:AlternateContent>
@@ -4001,7 +3733,7 @@
       </w:r>
       <w:r>
         <w:rPr>
-          <w:rFonts w:ascii="Times New Roman" w:eastAsiaTheme="majorEastAsia" w:hAnsi="Times New Roman"/>
+          <w:rFonts w:ascii="Times New Roman" w:hAnsi="Times New Roman" w:eastAsiaTheme="majorEastAsia"/>
           <w:szCs w:val="28"/>
         </w:rPr>
         <w:t xml:space="preserve"> </w:t>
@@ -4100,7 +3832,7 @@
           <w:lang w:val="vi-VN"/>
         </w:rPr>
       </w:pPr>
-      <w:bookmarkStart w:id="2" w:name="_Hlk76390970"/>
+      <w:bookmarkStart w:name="_Hlk76390970" w:id="2"/>
       <w:r>
         <w:rPr>
           <w:rFonts w:ascii="Times New Roman" w:hAnsi="Times New Roman"/>
@@ -4114,7 +3846,7 @@
       <w:bookmarkEnd w:id="2"/>
       <w:r>
         <w:rPr>
-          <w:rFonts w:ascii="Times New Roman" w:eastAsiaTheme="minorEastAsia" w:hAnsi="Times New Roman"/>
+          <w:rFonts w:ascii="Times New Roman" w:hAnsi="Times New Roman" w:eastAsiaTheme="minorEastAsia"/>
           <w:bCs/>
           <w:i/>
           <w:szCs w:val="28"/>
@@ -4124,7 +3856,7 @@
       </w:r>
       <w:r>
         <w:rPr>
-          <w:rFonts w:ascii="Times New Roman" w:eastAsiaTheme="minorEastAsia" w:hAnsi="Times New Roman"/>
+          <w:rFonts w:ascii="Times New Roman" w:hAnsi="Times New Roman" w:eastAsiaTheme="minorEastAsia"/>
           <w:b/>
           <w:i/>
           <w:szCs w:val="28"/>
@@ -4132,20 +3864,6 @@
         </w:rPr>
         <w:t>HĐ-MBF.ĐNa-VT</w:t>
       </w:r>
-    </w:p>
-    <w:p>
-      <w:pPr>
-        <w:widowControl w:val="0"/>
-        <w:jc w:val="center"/>
-        <w:rPr>
-          <w:rFonts w:ascii="Times New Roman" w:hAnsi="Times New Roman"/>
-          <w:b/>
-          <w:bCs/>
-          <w:sz w:val="28"/>
-          <w:szCs w:val="28"/>
-          <w:lang w:val="vi-VN"/>
-        </w:rPr>
-      </w:pPr>
     </w:p>
     <w:p>
       <w:pPr>
@@ -4542,7 +4260,7 @@
           <w:rFonts w:ascii="Times New Roman" w:hAnsi="Times New Roman"/>
           <w:szCs w:val="26"/>
         </w:rPr>
-        <w:t xml:space="preserve">Điện thọai   </w:t>
+        <w:t xml:space="preserve">Điện thoại </w:t>
       </w:r>
       <w:r>
         <w:rPr>
@@ -4757,7 +4475,7 @@
       <w:r>
         <w:rPr>
           <w:rStyle w:val="Emphasis"/>
-          <w:rFonts w:ascii="Times New Roman" w:eastAsiaTheme="majorEastAsia" w:hAnsi="Times New Roman"/>
+          <w:rFonts w:ascii="Times New Roman" w:hAnsi="Times New Roman" w:eastAsiaTheme="majorEastAsia"/>
           <w:b/>
           <w:bCs/>
           <w:i w:val="0"/>
@@ -5726,7 +5444,7 @@
           <w:szCs w:val="26"/>
           <w:lang w:val="da-DK"/>
         </w:rPr>
-        <w:t>, cở sở hạ tầng trạm BTS</w:t>
+        <w:t xml:space="preserve">, cơ sở hạ tầng trạm BTS</w:t>
       </w:r>
       <w:r>
         <w:rPr>
@@ -6033,7 +5751,7 @@
           <w:sz w:val="26"/>
           <w:szCs w:val="26"/>
         </w:rPr>
-        <w:t xml:space="preserve">  1. Thời hạn thuê: Từ ngày {{START_DATE}} đến ngày </w:t>
+        <w:t xml:space="preserve"> 1. Thời hạn thuê: Từ ngày {{START_DATE}} đến ngày </w:t>
       </w:r>
       <w:r>
         <w:rPr>
@@ -6418,7 +6136,7 @@
           <w:lang w:val="vi-VN"/>
         </w:rPr>
         <w:lastRenderedPageBreak/>
-        <w:t>Trường hợp thay đổi thông tin tài khoản nhận thanh toán, Bên B phải báo trước bằng văn bản cho bên A chậm nhất là 30 ngày trước khi đến hạn của chu kỳ thanh toán kế tiếp và hai bên sẽ tiến hành ký phụ lục điều chỉnh thông tin tài khoản nhận tiền  thanh toán.</w:t>
+        <w:t>Trường hợp thay đổi thông tin tài khoản nhận thanh toán, Bên B phải báo trước bằng văn bản cho bên A chậm nhất là 30 ngày trước khi đến hạn của chu kỳ thanh toán kế tiếp và hai bên sẽ tiến hành ký phụ lục điều chỉnh thông tin tài khoản nhận tiền thanh toán.</w:t>
       </w:r>
     </w:p>
     <w:p>
@@ -6568,19 +6286,6 @@
         </w:rPr>
         <w:t>thể:</w:t>
       </w:r>
-    </w:p>
-    <w:p>
-      <w:pPr>
-        <w:pStyle w:val="ListParagraph"/>
-        <w:spacing w:before="120" w:line="320" w:lineRule="exact"/>
-        <w:jc w:val="both"/>
-        <w:rPr>
-          <w:rFonts w:ascii="Times New Roman" w:hAnsi="Times New Roman"/>
-          <w:i/>
-          <w:szCs w:val="26"/>
-          <w:lang w:val="en-SG"/>
-        </w:rPr>
-      </w:pPr>
     </w:p>
     <w:tbl>
       <w:tblPr>
@@ -6621,22 +6326,6 @@
     <w:p>
       <w:pPr>
         <w:widowControl w:val="0"/>
-        <w:spacing w:before="120" w:line="360" w:lineRule="atLeast"/>
-        <w:ind w:firstLine="720"/>
-        <w:jc w:val="both"/>
-        <w:rPr>
-          <w:rFonts w:ascii="Times New Roman" w:hAnsi="Times New Roman"/>
-          <w:bCs/>
-          <w:iCs/>
-          <w:spacing w:val="-2"/>
-          <w:szCs w:val="26"/>
-          <w:lang w:val="da-DK"/>
-        </w:rPr>
-      </w:pPr>
-    </w:p>
-    <w:p>
-      <w:pPr>
-        <w:widowControl w:val="0"/>
         <w:spacing w:before="120"/>
         <w:ind w:firstLine="720"/>
         <w:jc w:val="both"/>
@@ -6778,7 +6467,7 @@
         <w:tab/>
         <w:t xml:space="preserve">: </w:t>
       </w:r>
-      <w:bookmarkStart w:id="3" w:name="_Hlk220074608"/>
+      <w:bookmarkStart w:name="_Hlk220074608" w:id="3"/>
       <w:r>
         <w:rPr>
           <w:rFonts w:ascii="Times New Roman" w:hAnsi="Times New Roman"/>
@@ -7376,7 +7065,7 @@
           <w:szCs w:val="26"/>
           <w:lang w:val="da-DK"/>
         </w:rPr>
-        <w:t>- Trong mọi trường hợp (ngoại trừ bất khả kháng, trở ngại khách quan theo luật định), Bên A không được gây gián đoạn hoạt động bình thường của trạm thu 8 phát sóng và/hoặc cản trở cán bộ kỹ thuật của Bên B thực hiện công việc vận hành khai thác và ứng cứu thông tin tại trạm.</w:t>
+        <w:t xml:space="preserve">- Trong mọi trường hợp (ngoại trừ bất khả kháng, trở ngại khách quan theo luật định), Bên A không được gây gián đoạn hoạt động bình thường của trạm thu phát sóng và/hoặc cản trở cán bộ kỹ thuật của Bên B thực hiện công việc vận hành khai thác và ứng cứu thông tin tại trạm.</w:t>
       </w:r>
     </w:p>
     <w:p>
@@ -7810,7 +7499,7 @@
           <w:szCs w:val="26"/>
           <w:lang w:val="vi-VN"/>
         </w:rPr>
-        <w:t xml:space="preserve">.  </w:t>
+        <w:t xml:space="preserve">. </w:t>
       </w:r>
       <w:r>
         <w:rPr>
@@ -9246,9 +8935,14 @@
         </w:tc>
       </w:tr>
     </w:tbl>
-    <w:p/>
-    <w:p/>
-    <w:p/>
+    <w:p>
+      <w:pPr>
+        <w:spacing w:before="0" w:after="0"/>
+      </w:pPr>
+      <w:r>
+        <w:t>{/IS_TRONG_KHUNG}</w:t>
+      </w:r>
+    </w:p>
     <w:sectPr>
       <w:pgSz w:w="11906" w:h="16838"/>
       <w:pgMar w:top="1260" w:right="1440" w:bottom="1440" w:left="1440" w:header="708" w:footer="708" w:gutter="0"/>
@@ -9273,7 +8967,7 @@
         <w:ind w:left="720" w:hanging="360"/>
       </w:pPr>
       <w:rPr>
-        <w:rFonts w:ascii="Times New Roman" w:eastAsia="Calibri" w:hAnsi="Times New Roman" w:cs="Times New Roman" w:hint="default"/>
+        <w:rFonts w:hint="default" w:ascii="Times New Roman" w:hAnsi="Times New Roman" w:eastAsia="Calibri" w:cs="Times New Roman"/>
       </w:rPr>
     </w:lvl>
     <w:lvl w:ilvl="1" w:tplc="04090003" w:tentative="1">
@@ -9285,7 +8979,7 @@
         <w:ind w:left="1440" w:hanging="360"/>
       </w:pPr>
       <w:rPr>
-        <w:rFonts w:ascii="Courier New" w:hAnsi="Courier New" w:cs="Courier New" w:hint="default"/>
+        <w:rFonts w:hint="default" w:ascii="Courier New" w:hAnsi="Courier New" w:cs="Courier New"/>
       </w:rPr>
     </w:lvl>
     <w:lvl w:ilvl="2" w:tplc="04090005" w:tentative="1">
@@ -9297,7 +8991,7 @@
         <w:ind w:left="2160" w:hanging="360"/>
       </w:pPr>
       <w:rPr>
-        <w:rFonts w:ascii="Wingdings" w:hAnsi="Wingdings" w:hint="default"/>
+        <w:rFonts w:hint="default" w:ascii="Wingdings" w:hAnsi="Wingdings"/>
       </w:rPr>
     </w:lvl>
     <w:lvl w:ilvl="3" w:tplc="04090001" w:tentative="1">
@@ -9309,7 +9003,7 @@
         <w:ind w:left="2880" w:hanging="360"/>
       </w:pPr>
       <w:rPr>
-        <w:rFonts w:ascii="Symbol" w:hAnsi="Symbol" w:hint="default"/>
+        <w:rFonts w:hint="default" w:ascii="Symbol" w:hAnsi="Symbol"/>
       </w:rPr>
     </w:lvl>
     <w:lvl w:ilvl="4" w:tplc="04090003" w:tentative="1">
@@ -9321,7 +9015,7 @@
         <w:ind w:left="3600" w:hanging="360"/>
       </w:pPr>
       <w:rPr>
-        <w:rFonts w:ascii="Courier New" w:hAnsi="Courier New" w:cs="Courier New" w:hint="default"/>
+        <w:rFonts w:hint="default" w:ascii="Courier New" w:hAnsi="Courier New" w:cs="Courier New"/>
       </w:rPr>
     </w:lvl>
     <w:lvl w:ilvl="5" w:tplc="04090005" w:tentative="1">
@@ -9333,7 +9027,7 @@
         <w:ind w:left="4320" w:hanging="360"/>
       </w:pPr>
       <w:rPr>
-        <w:rFonts w:ascii="Wingdings" w:hAnsi="Wingdings" w:hint="default"/>
+        <w:rFonts w:hint="default" w:ascii="Wingdings" w:hAnsi="Wingdings"/>
       </w:rPr>
     </w:lvl>
     <w:lvl w:ilvl="6" w:tplc="04090001" w:tentative="1">
@@ -9345,7 +9039,7 @@
         <w:ind w:left="5040" w:hanging="360"/>
       </w:pPr>
       <w:rPr>
-        <w:rFonts w:ascii="Symbol" w:hAnsi="Symbol" w:hint="default"/>
+        <w:rFonts w:hint="default" w:ascii="Symbol" w:hAnsi="Symbol"/>
       </w:rPr>
     </w:lvl>
     <w:lvl w:ilvl="7" w:tplc="04090003" w:tentative="1">
@@ -9357,7 +9051,7 @@
         <w:ind w:left="5760" w:hanging="360"/>
       </w:pPr>
       <w:rPr>
-        <w:rFonts w:ascii="Courier New" w:hAnsi="Courier New" w:cs="Courier New" w:hint="default"/>
+        <w:rFonts w:hint="default" w:ascii="Courier New" w:hAnsi="Courier New" w:cs="Courier New"/>
       </w:rPr>
     </w:lvl>
     <w:lvl w:ilvl="8" w:tplc="04090005" w:tentative="1">
@@ -9369,7 +9063,7 @@
         <w:ind w:left="6480" w:hanging="360"/>
       </w:pPr>
       <w:rPr>
-        <w:rFonts w:ascii="Wingdings" w:hAnsi="Wingdings" w:hint="default"/>
+        <w:rFonts w:hint="default" w:ascii="Wingdings" w:hAnsi="Wingdings"/>
       </w:rPr>
     </w:lvl>
   </w:abstractNum>
@@ -9472,7 +9166,7 @@
         <w:ind w:left="1080" w:hanging="360"/>
       </w:pPr>
       <w:rPr>
-        <w:rFonts w:ascii="Times New Roman" w:eastAsia="Times New Roman" w:hAnsi="Times New Roman" w:cs="Times New Roman" w:hint="default"/>
+        <w:rFonts w:hint="default" w:ascii="Times New Roman" w:hAnsi="Times New Roman" w:eastAsia="Times New Roman" w:cs="Times New Roman"/>
       </w:rPr>
     </w:lvl>
     <w:lvl w:ilvl="1" w:tplc="042A0003" w:tentative="1">
@@ -9484,7 +9178,7 @@
         <w:ind w:left="1800" w:hanging="360"/>
       </w:pPr>
       <w:rPr>
-        <w:rFonts w:ascii="Courier New" w:hAnsi="Courier New" w:cs="Courier New" w:hint="default"/>
+        <w:rFonts w:hint="default" w:ascii="Courier New" w:hAnsi="Courier New" w:cs="Courier New"/>
       </w:rPr>
     </w:lvl>
     <w:lvl w:ilvl="2" w:tplc="042A0005" w:tentative="1">
@@ -9496,7 +9190,7 @@
         <w:ind w:left="2520" w:hanging="360"/>
       </w:pPr>
       <w:rPr>
-        <w:rFonts w:ascii="Wingdings" w:hAnsi="Wingdings" w:hint="default"/>
+        <w:rFonts w:hint="default" w:ascii="Wingdings" w:hAnsi="Wingdings"/>
       </w:rPr>
     </w:lvl>
     <w:lvl w:ilvl="3" w:tplc="042A0001" w:tentative="1">
@@ -9508,7 +9202,7 @@
         <w:ind w:left="3240" w:hanging="360"/>
       </w:pPr>
       <w:rPr>
-        <w:rFonts w:ascii="Symbol" w:hAnsi="Symbol" w:hint="default"/>
+        <w:rFonts w:hint="default" w:ascii="Symbol" w:hAnsi="Symbol"/>
       </w:rPr>
     </w:lvl>
     <w:lvl w:ilvl="4" w:tplc="042A0003" w:tentative="1">
@@ -9520,7 +9214,7 @@
         <w:ind w:left="3960" w:hanging="360"/>
       </w:pPr>
       <w:rPr>
-        <w:rFonts w:ascii="Courier New" w:hAnsi="Courier New" w:cs="Courier New" w:hint="default"/>
+        <w:rFonts w:hint="default" w:ascii="Courier New" w:hAnsi="Courier New" w:cs="Courier New"/>
       </w:rPr>
     </w:lvl>
     <w:lvl w:ilvl="5" w:tplc="042A0005" w:tentative="1">
@@ -9532,7 +9226,7 @@
         <w:ind w:left="4680" w:hanging="360"/>
       </w:pPr>
       <w:rPr>
-        <w:rFonts w:ascii="Wingdings" w:hAnsi="Wingdings" w:hint="default"/>
+        <w:rFonts w:hint="default" w:ascii="Wingdings" w:hAnsi="Wingdings"/>
       </w:rPr>
     </w:lvl>
     <w:lvl w:ilvl="6" w:tplc="042A0001" w:tentative="1">
@@ -9544,7 +9238,7 @@
         <w:ind w:left="5400" w:hanging="360"/>
       </w:pPr>
       <w:rPr>
-        <w:rFonts w:ascii="Symbol" w:hAnsi="Symbol" w:hint="default"/>
+        <w:rFonts w:hint="default" w:ascii="Symbol" w:hAnsi="Symbol"/>
       </w:rPr>
     </w:lvl>
     <w:lvl w:ilvl="7" w:tplc="042A0003" w:tentative="1">
@@ -9556,7 +9250,7 @@
         <w:ind w:left="6120" w:hanging="360"/>
       </w:pPr>
       <w:rPr>
-        <w:rFonts w:ascii="Courier New" w:hAnsi="Courier New" w:cs="Courier New" w:hint="default"/>
+        <w:rFonts w:hint="default" w:ascii="Courier New" w:hAnsi="Courier New" w:cs="Courier New"/>
       </w:rPr>
     </w:lvl>
     <w:lvl w:ilvl="8" w:tplc="042A0005" w:tentative="1">
@@ -9568,7 +9262,7 @@
         <w:ind w:left="6840" w:hanging="360"/>
       </w:pPr>
       <w:rPr>
-        <w:rFonts w:ascii="Wingdings" w:hAnsi="Wingdings" w:hint="default"/>
+        <w:rFonts w:hint="default" w:ascii="Wingdings" w:hAnsi="Wingdings"/>
       </w:rPr>
     </w:lvl>
   </w:abstractNum>
@@ -9585,7 +9279,7 @@
         <w:ind w:left="1440" w:hanging="360"/>
       </w:pPr>
       <w:rPr>
-        <w:rFonts w:ascii="Times New Roman" w:eastAsia="Times New Roman" w:hAnsi="Times New Roman" w:cs="Times New Roman" w:hint="default"/>
+        <w:rFonts w:hint="default" w:ascii="Times New Roman" w:hAnsi="Times New Roman" w:eastAsia="Times New Roman" w:cs="Times New Roman"/>
         <w:b w:val="0"/>
         <w:i/>
         <w:sz w:val="18"/>
@@ -9600,7 +9294,7 @@
         <w:ind w:left="2160" w:hanging="360"/>
       </w:pPr>
       <w:rPr>
-        <w:rFonts w:ascii="Courier New" w:hAnsi="Courier New" w:cs="Courier New" w:hint="default"/>
+        <w:rFonts w:hint="default" w:ascii="Courier New" w:hAnsi="Courier New" w:cs="Courier New"/>
       </w:rPr>
     </w:lvl>
     <w:lvl w:ilvl="2" w:tplc="04090005" w:tentative="1">
@@ -9612,7 +9306,7 @@
         <w:ind w:left="2880" w:hanging="360"/>
       </w:pPr>
       <w:rPr>
-        <w:rFonts w:ascii="Wingdings" w:hAnsi="Wingdings" w:hint="default"/>
+        <w:rFonts w:hint="default" w:ascii="Wingdings" w:hAnsi="Wingdings"/>
       </w:rPr>
     </w:lvl>
     <w:lvl w:ilvl="3" w:tplc="04090001" w:tentative="1">
@@ -9624,7 +9318,7 @@
         <w:ind w:left="3600" w:hanging="360"/>
       </w:pPr>
       <w:rPr>
-        <w:rFonts w:ascii="Symbol" w:hAnsi="Symbol" w:hint="default"/>
+        <w:rFonts w:hint="default" w:ascii="Symbol" w:hAnsi="Symbol"/>
       </w:rPr>
     </w:lvl>
     <w:lvl w:ilvl="4" w:tplc="04090003" w:tentative="1">
@@ -9636,7 +9330,7 @@
         <w:ind w:left="4320" w:hanging="360"/>
       </w:pPr>
       <w:rPr>
-        <w:rFonts w:ascii="Courier New" w:hAnsi="Courier New" w:cs="Courier New" w:hint="default"/>
+        <w:rFonts w:hint="default" w:ascii="Courier New" w:hAnsi="Courier New" w:cs="Courier New"/>
       </w:rPr>
     </w:lvl>
     <w:lvl w:ilvl="5" w:tplc="04090005" w:tentative="1">
@@ -9648,7 +9342,7 @@
         <w:ind w:left="5040" w:hanging="360"/>
       </w:pPr>
       <w:rPr>
-        <w:rFonts w:ascii="Wingdings" w:hAnsi="Wingdings" w:hint="default"/>
+        <w:rFonts w:hint="default" w:ascii="Wingdings" w:hAnsi="Wingdings"/>
       </w:rPr>
     </w:lvl>
     <w:lvl w:ilvl="6" w:tplc="04090001" w:tentative="1">
@@ -9660,7 +9354,7 @@
         <w:ind w:left="5760" w:hanging="360"/>
       </w:pPr>
       <w:rPr>
-        <w:rFonts w:ascii="Symbol" w:hAnsi="Symbol" w:hint="default"/>
+        <w:rFonts w:hint="default" w:ascii="Symbol" w:hAnsi="Symbol"/>
       </w:rPr>
     </w:lvl>
     <w:lvl w:ilvl="7" w:tplc="04090003" w:tentative="1">
@@ -9672,7 +9366,7 @@
         <w:ind w:left="6480" w:hanging="360"/>
       </w:pPr>
       <w:rPr>
-        <w:rFonts w:ascii="Courier New" w:hAnsi="Courier New" w:cs="Courier New" w:hint="default"/>
+        <w:rFonts w:hint="default" w:ascii="Courier New" w:hAnsi="Courier New" w:cs="Courier New"/>
       </w:rPr>
     </w:lvl>
     <w:lvl w:ilvl="8" w:tplc="04090005" w:tentative="1">
@@ -9684,7 +9378,7 @@
         <w:ind w:left="7200" w:hanging="360"/>
       </w:pPr>
       <w:rPr>
-        <w:rFonts w:ascii="Wingdings" w:hAnsi="Wingdings" w:hint="default"/>
+        <w:rFonts w:hint="default" w:ascii="Wingdings" w:hAnsi="Wingdings"/>
       </w:rPr>
     </w:lvl>
   </w:abstractNum>
@@ -9700,7 +9394,7 @@
         <w:ind w:left="720" w:hanging="360"/>
       </w:pPr>
       <w:rPr>
-        <w:rFonts w:ascii="Times New Roman" w:eastAsia="Calibri" w:hAnsi="Times New Roman" w:cs="Times New Roman" w:hint="default"/>
+        <w:rFonts w:hint="default" w:ascii="Times New Roman" w:hAnsi="Times New Roman" w:eastAsia="Calibri" w:cs="Times New Roman"/>
       </w:rPr>
     </w:lvl>
     <w:lvl w:ilvl="1" w:tplc="04090003" w:tentative="1">
@@ -9712,7 +9406,7 @@
         <w:ind w:left="1440" w:hanging="360"/>
       </w:pPr>
       <w:rPr>
-        <w:rFonts w:ascii="Courier New" w:hAnsi="Courier New" w:cs="Courier New" w:hint="default"/>
+        <w:rFonts w:hint="default" w:ascii="Courier New" w:hAnsi="Courier New" w:cs="Courier New"/>
       </w:rPr>
     </w:lvl>
     <w:lvl w:ilvl="2" w:tplc="04090005" w:tentative="1">
@@ -9724,7 +9418,7 @@
         <w:ind w:left="2160" w:hanging="360"/>
       </w:pPr>
       <w:rPr>
-        <w:rFonts w:ascii="Wingdings" w:hAnsi="Wingdings" w:hint="default"/>
+        <w:rFonts w:hint="default" w:ascii="Wingdings" w:hAnsi="Wingdings"/>
       </w:rPr>
     </w:lvl>
     <w:lvl w:ilvl="3" w:tplc="04090001" w:tentative="1">
@@ -9736,7 +9430,7 @@
         <w:ind w:left="2880" w:hanging="360"/>
       </w:pPr>
       <w:rPr>
-        <w:rFonts w:ascii="Symbol" w:hAnsi="Symbol" w:hint="default"/>
+        <w:rFonts w:hint="default" w:ascii="Symbol" w:hAnsi="Symbol"/>
       </w:rPr>
     </w:lvl>
     <w:lvl w:ilvl="4" w:tplc="04090003" w:tentative="1">
@@ -9748,7 +9442,7 @@
         <w:ind w:left="3600" w:hanging="360"/>
       </w:pPr>
       <w:rPr>
-        <w:rFonts w:ascii="Courier New" w:hAnsi="Courier New" w:cs="Courier New" w:hint="default"/>
+        <w:rFonts w:hint="default" w:ascii="Courier New" w:hAnsi="Courier New" w:cs="Courier New"/>
       </w:rPr>
     </w:lvl>
     <w:lvl w:ilvl="5" w:tplc="04090005" w:tentative="1">
@@ -9760,7 +9454,7 @@
         <w:ind w:left="4320" w:hanging="360"/>
       </w:pPr>
       <w:rPr>
-        <w:rFonts w:ascii="Wingdings" w:hAnsi="Wingdings" w:hint="default"/>
+        <w:rFonts w:hint="default" w:ascii="Wingdings" w:hAnsi="Wingdings"/>
       </w:rPr>
     </w:lvl>
     <w:lvl w:ilvl="6" w:tplc="04090001" w:tentative="1">
@@ -9772,7 +9466,7 @@
         <w:ind w:left="5040" w:hanging="360"/>
       </w:pPr>
       <w:rPr>
-        <w:rFonts w:ascii="Symbol" w:hAnsi="Symbol" w:hint="default"/>
+        <w:rFonts w:hint="default" w:ascii="Symbol" w:hAnsi="Symbol"/>
       </w:rPr>
     </w:lvl>
     <w:lvl w:ilvl="7" w:tplc="04090003" w:tentative="1">
@@ -9784,7 +9478,7 @@
         <w:ind w:left="5760" w:hanging="360"/>
       </w:pPr>
       <w:rPr>
-        <w:rFonts w:ascii="Courier New" w:hAnsi="Courier New" w:cs="Courier New" w:hint="default"/>
+        <w:rFonts w:hint="default" w:ascii="Courier New" w:hAnsi="Courier New" w:cs="Courier New"/>
       </w:rPr>
     </w:lvl>
     <w:lvl w:ilvl="8" w:tplc="04090005" w:tentative="1">
@@ -9796,7 +9490,7 @@
         <w:ind w:left="6480" w:hanging="360"/>
       </w:pPr>
       <w:rPr>
-        <w:rFonts w:ascii="Wingdings" w:hAnsi="Wingdings" w:hint="default"/>
+        <w:rFonts w:hint="default" w:ascii="Wingdings" w:hAnsi="Wingdings"/>
       </w:rPr>
     </w:lvl>
   </w:abstractNum>
@@ -9814,7 +9508,7 @@
         <w:ind w:left="720" w:hanging="360"/>
       </w:pPr>
       <w:rPr>
-        <w:rFonts w:ascii="Wingdings" w:hAnsi="Wingdings" w:hint="default"/>
+        <w:rFonts w:hint="default" w:ascii="Wingdings" w:hAnsi="Wingdings"/>
       </w:rPr>
     </w:lvl>
     <w:lvl w:ilvl="1" w:tplc="042A0003" w:tentative="1">
@@ -9826,7 +9520,7 @@
         <w:ind w:left="1650" w:hanging="360"/>
       </w:pPr>
       <w:rPr>
-        <w:rFonts w:ascii="Courier New" w:hAnsi="Courier New" w:cs="Courier New" w:hint="default"/>
+        <w:rFonts w:hint="default" w:ascii="Courier New" w:hAnsi="Courier New" w:cs="Courier New"/>
       </w:rPr>
     </w:lvl>
     <w:lvl w:ilvl="2" w:tplc="042A0005" w:tentative="1">
@@ -9838,7 +9532,7 @@
         <w:ind w:left="2370" w:hanging="360"/>
       </w:pPr>
       <w:rPr>
-        <w:rFonts w:ascii="Wingdings" w:hAnsi="Wingdings" w:hint="default"/>
+        <w:rFonts w:hint="default" w:ascii="Wingdings" w:hAnsi="Wingdings"/>
       </w:rPr>
     </w:lvl>
     <w:lvl w:ilvl="3" w:tplc="042A0001" w:tentative="1">
@@ -9850,7 +9544,7 @@
         <w:ind w:left="3090" w:hanging="360"/>
       </w:pPr>
       <w:rPr>
-        <w:rFonts w:ascii="Symbol" w:hAnsi="Symbol" w:hint="default"/>
+        <w:rFonts w:hint="default" w:ascii="Symbol" w:hAnsi="Symbol"/>
       </w:rPr>
     </w:lvl>
     <w:lvl w:ilvl="4" w:tplc="042A0003" w:tentative="1">
@@ -9862,7 +9556,7 @@
         <w:ind w:left="3810" w:hanging="360"/>
       </w:pPr>
       <w:rPr>
-        <w:rFonts w:ascii="Courier New" w:hAnsi="Courier New" w:cs="Courier New" w:hint="default"/>
+        <w:rFonts w:hint="default" w:ascii="Courier New" w:hAnsi="Courier New" w:cs="Courier New"/>
       </w:rPr>
     </w:lvl>
     <w:lvl w:ilvl="5" w:tplc="042A0005" w:tentative="1">
@@ -9874,7 +9568,7 @@
         <w:ind w:left="4530" w:hanging="360"/>
       </w:pPr>
       <w:rPr>
-        <w:rFonts w:ascii="Wingdings" w:hAnsi="Wingdings" w:hint="default"/>
+        <w:rFonts w:hint="default" w:ascii="Wingdings" w:hAnsi="Wingdings"/>
       </w:rPr>
     </w:lvl>
     <w:lvl w:ilvl="6" w:tplc="042A0001" w:tentative="1">
@@ -9886,7 +9580,7 @@
         <w:ind w:left="5250" w:hanging="360"/>
       </w:pPr>
       <w:rPr>
-        <w:rFonts w:ascii="Symbol" w:hAnsi="Symbol" w:hint="default"/>
+        <w:rFonts w:hint="default" w:ascii="Symbol" w:hAnsi="Symbol"/>
       </w:rPr>
     </w:lvl>
     <w:lvl w:ilvl="7" w:tplc="042A0003" w:tentative="1">
@@ -9898,7 +9592,7 @@
         <w:ind w:left="5970" w:hanging="360"/>
       </w:pPr>
       <w:rPr>
-        <w:rFonts w:ascii="Courier New" w:hAnsi="Courier New" w:cs="Courier New" w:hint="default"/>
+        <w:rFonts w:hint="default" w:ascii="Courier New" w:hAnsi="Courier New" w:cs="Courier New"/>
       </w:rPr>
     </w:lvl>
     <w:lvl w:ilvl="8" w:tplc="042A0005" w:tentative="1">
@@ -9910,7 +9604,7 @@
         <w:ind w:left="6690" w:hanging="360"/>
       </w:pPr>
       <w:rPr>
-        <w:rFonts w:ascii="Wingdings" w:hAnsi="Wingdings" w:hint="default"/>
+        <w:rFonts w:hint="default" w:ascii="Wingdings" w:hAnsi="Wingdings"/>
       </w:rPr>
     </w:lvl>
   </w:abstractNum>
@@ -9926,7 +9620,7 @@
         <w:ind w:left="720" w:hanging="360"/>
       </w:pPr>
       <w:rPr>
-        <w:rFonts w:ascii="Times New Roman" w:eastAsia="Calibri" w:hAnsi="Times New Roman" w:cs="Times New Roman" w:hint="default"/>
+        <w:rFonts w:hint="default" w:ascii="Times New Roman" w:hAnsi="Times New Roman" w:eastAsia="Calibri" w:cs="Times New Roman"/>
       </w:rPr>
     </w:lvl>
     <w:lvl w:ilvl="1" w:tplc="04090003" w:tentative="1">
@@ -9938,7 +9632,7 @@
         <w:ind w:left="1440" w:hanging="360"/>
       </w:pPr>
       <w:rPr>
-        <w:rFonts w:ascii="Courier New" w:hAnsi="Courier New" w:cs="Courier New" w:hint="default"/>
+        <w:rFonts w:hint="default" w:ascii="Courier New" w:hAnsi="Courier New" w:cs="Courier New"/>
       </w:rPr>
     </w:lvl>
     <w:lvl w:ilvl="2" w:tplc="04090005" w:tentative="1">
@@ -9950,7 +9644,7 @@
         <w:ind w:left="2160" w:hanging="360"/>
       </w:pPr>
       <w:rPr>
-        <w:rFonts w:ascii="Wingdings" w:hAnsi="Wingdings" w:hint="default"/>
+        <w:rFonts w:hint="default" w:ascii="Wingdings" w:hAnsi="Wingdings"/>
       </w:rPr>
     </w:lvl>
     <w:lvl w:ilvl="3" w:tplc="04090001" w:tentative="1">
@@ -9962,7 +9656,7 @@
         <w:ind w:left="2880" w:hanging="360"/>
       </w:pPr>
       <w:rPr>
-        <w:rFonts w:ascii="Symbol" w:hAnsi="Symbol" w:hint="default"/>
+        <w:rFonts w:hint="default" w:ascii="Symbol" w:hAnsi="Symbol"/>
       </w:rPr>
     </w:lvl>
     <w:lvl w:ilvl="4" w:tplc="04090003" w:tentative="1">
@@ -9974,7 +9668,7 @@
         <w:ind w:left="3600" w:hanging="360"/>
       </w:pPr>
       <w:rPr>
-        <w:rFonts w:ascii="Courier New" w:hAnsi="Courier New" w:cs="Courier New" w:hint="default"/>
+        <w:rFonts w:hint="default" w:ascii="Courier New" w:hAnsi="Courier New" w:cs="Courier New"/>
       </w:rPr>
     </w:lvl>
     <w:lvl w:ilvl="5" w:tplc="04090005" w:tentative="1">
@@ -9986,7 +9680,7 @@
         <w:ind w:left="4320" w:hanging="360"/>
       </w:pPr>
       <w:rPr>
-        <w:rFonts w:ascii="Wingdings" w:hAnsi="Wingdings" w:hint="default"/>
+        <w:rFonts w:hint="default" w:ascii="Wingdings" w:hAnsi="Wingdings"/>
       </w:rPr>
     </w:lvl>
     <w:lvl w:ilvl="6" w:tplc="04090001" w:tentative="1">
@@ -9998,7 +9692,7 @@
         <w:ind w:left="5040" w:hanging="360"/>
       </w:pPr>
       <w:rPr>
-        <w:rFonts w:ascii="Symbol" w:hAnsi="Symbol" w:hint="default"/>
+        <w:rFonts w:hint="default" w:ascii="Symbol" w:hAnsi="Symbol"/>
       </w:rPr>
     </w:lvl>
     <w:lvl w:ilvl="7" w:tplc="04090003" w:tentative="1">
@@ -10010,7 +9704,7 @@
         <w:ind w:left="5760" w:hanging="360"/>
       </w:pPr>
       <w:rPr>
-        <w:rFonts w:ascii="Courier New" w:hAnsi="Courier New" w:cs="Courier New" w:hint="default"/>
+        <w:rFonts w:hint="default" w:ascii="Courier New" w:hAnsi="Courier New" w:cs="Courier New"/>
       </w:rPr>
     </w:lvl>
     <w:lvl w:ilvl="8" w:tplc="04090005" w:tentative="1">
@@ -10022,7 +9716,7 @@
         <w:ind w:left="6480" w:hanging="360"/>
       </w:pPr>
       <w:rPr>
-        <w:rFonts w:ascii="Wingdings" w:hAnsi="Wingdings" w:hint="default"/>
+        <w:rFonts w:hint="default" w:ascii="Wingdings" w:hAnsi="Wingdings"/>
       </w:rPr>
     </w:lvl>
   </w:abstractNum>
@@ -10039,7 +9733,7 @@
         <w:ind w:left="1440" w:hanging="360"/>
       </w:pPr>
       <w:rPr>
-        <w:rFonts w:ascii="Times New Roman" w:eastAsia="Times New Roman" w:hAnsi="Times New Roman" w:cs="Times New Roman" w:hint="default"/>
+        <w:rFonts w:hint="default" w:ascii="Times New Roman" w:hAnsi="Times New Roman" w:eastAsia="Times New Roman" w:cs="Times New Roman"/>
         <w:b w:val="0"/>
         <w:i/>
         <w:sz w:val="18"/>
@@ -10054,7 +9748,7 @@
         <w:ind w:left="2160" w:hanging="360"/>
       </w:pPr>
       <w:rPr>
-        <w:rFonts w:ascii="Courier New" w:hAnsi="Courier New" w:cs="Courier New" w:hint="default"/>
+        <w:rFonts w:hint="default" w:ascii="Courier New" w:hAnsi="Courier New" w:cs="Courier New"/>
       </w:rPr>
     </w:lvl>
     <w:lvl w:ilvl="2" w:tplc="04090005" w:tentative="1">
@@ -10066,7 +9760,7 @@
         <w:ind w:left="2880" w:hanging="360"/>
       </w:pPr>
       <w:rPr>
-        <w:rFonts w:ascii="Wingdings" w:hAnsi="Wingdings" w:hint="default"/>
+        <w:rFonts w:hint="default" w:ascii="Wingdings" w:hAnsi="Wingdings"/>
       </w:rPr>
     </w:lvl>
     <w:lvl w:ilvl="3" w:tplc="04090001" w:tentative="1">
@@ -10078,7 +9772,7 @@
         <w:ind w:left="3600" w:hanging="360"/>
       </w:pPr>
       <w:rPr>
-        <w:rFonts w:ascii="Symbol" w:hAnsi="Symbol" w:hint="default"/>
+        <w:rFonts w:hint="default" w:ascii="Symbol" w:hAnsi="Symbol"/>
       </w:rPr>
     </w:lvl>
     <w:lvl w:ilvl="4" w:tplc="04090003" w:tentative="1">
@@ -10090,7 +9784,7 @@
         <w:ind w:left="4320" w:hanging="360"/>
       </w:pPr>
       <w:rPr>
-        <w:rFonts w:ascii="Courier New" w:hAnsi="Courier New" w:cs="Courier New" w:hint="default"/>
+        <w:rFonts w:hint="default" w:ascii="Courier New" w:hAnsi="Courier New" w:cs="Courier New"/>
       </w:rPr>
     </w:lvl>
     <w:lvl w:ilvl="5" w:tplc="04090005" w:tentative="1">
@@ -10102,7 +9796,7 @@
         <w:ind w:left="5040" w:hanging="360"/>
       </w:pPr>
       <w:rPr>
-        <w:rFonts w:ascii="Wingdings" w:hAnsi="Wingdings" w:hint="default"/>
+        <w:rFonts w:hint="default" w:ascii="Wingdings" w:hAnsi="Wingdings"/>
       </w:rPr>
     </w:lvl>
     <w:lvl w:ilvl="6" w:tplc="04090001" w:tentative="1">
@@ -10114,7 +9808,7 @@
         <w:ind w:left="5760" w:hanging="360"/>
       </w:pPr>
       <w:rPr>
-        <w:rFonts w:ascii="Symbol" w:hAnsi="Symbol" w:hint="default"/>
+        <w:rFonts w:hint="default" w:ascii="Symbol" w:hAnsi="Symbol"/>
       </w:rPr>
     </w:lvl>
     <w:lvl w:ilvl="7" w:tplc="04090003" w:tentative="1">
@@ -10126,7 +9820,7 @@
         <w:ind w:left="6480" w:hanging="360"/>
       </w:pPr>
       <w:rPr>
-        <w:rFonts w:ascii="Courier New" w:hAnsi="Courier New" w:cs="Courier New" w:hint="default"/>
+        <w:rFonts w:hint="default" w:ascii="Courier New" w:hAnsi="Courier New" w:cs="Courier New"/>
       </w:rPr>
     </w:lvl>
     <w:lvl w:ilvl="8" w:tplc="04090005" w:tentative="1">
@@ -10138,7 +9832,7 @@
         <w:ind w:left="7200" w:hanging="360"/>
       </w:pPr>
       <w:rPr>
-        <w:rFonts w:ascii="Wingdings" w:hAnsi="Wingdings" w:hint="default"/>
+        <w:rFonts w:hint="default" w:ascii="Wingdings" w:hAnsi="Wingdings"/>
       </w:rPr>
     </w:lvl>
   </w:abstractNum>
@@ -10154,7 +9848,7 @@
         <w:ind w:left="927" w:hanging="360"/>
       </w:pPr>
       <w:rPr>
-        <w:rFonts w:ascii="Times New Roman" w:eastAsia="Times New Roman" w:hAnsi="Times New Roman" w:cs="Times New Roman" w:hint="default"/>
+        <w:rFonts w:hint="default" w:ascii="Times New Roman" w:hAnsi="Times New Roman" w:eastAsia="Times New Roman" w:cs="Times New Roman"/>
       </w:rPr>
     </w:lvl>
     <w:lvl w:ilvl="1" w:tplc="04090003">
@@ -10166,7 +9860,7 @@
         <w:ind w:left="1647" w:hanging="360"/>
       </w:pPr>
       <w:rPr>
-        <w:rFonts w:ascii="Courier New" w:hAnsi="Courier New" w:cs="Courier New" w:hint="default"/>
+        <w:rFonts w:hint="default" w:ascii="Courier New" w:hAnsi="Courier New" w:cs="Courier New"/>
       </w:rPr>
     </w:lvl>
     <w:lvl w:ilvl="2" w:tplc="04090005">
@@ -10178,7 +9872,7 @@
         <w:ind w:left="2367" w:hanging="360"/>
       </w:pPr>
       <w:rPr>
-        <w:rFonts w:ascii="Wingdings" w:hAnsi="Wingdings" w:hint="default"/>
+        <w:rFonts w:hint="default" w:ascii="Wingdings" w:hAnsi="Wingdings"/>
       </w:rPr>
     </w:lvl>
     <w:lvl w:ilvl="3" w:tplc="04090001">
@@ -10190,7 +9884,7 @@
         <w:ind w:left="3087" w:hanging="360"/>
       </w:pPr>
       <w:rPr>
-        <w:rFonts w:ascii="Symbol" w:hAnsi="Symbol" w:hint="default"/>
+        <w:rFonts w:hint="default" w:ascii="Symbol" w:hAnsi="Symbol"/>
       </w:rPr>
     </w:lvl>
     <w:lvl w:ilvl="4" w:tplc="04090003" w:tentative="1">
@@ -10202,7 +9896,7 @@
         <w:ind w:left="3807" w:hanging="360"/>
       </w:pPr>
       <w:rPr>
-        <w:rFonts w:ascii="Courier New" w:hAnsi="Courier New" w:cs="Courier New" w:hint="default"/>
+        <w:rFonts w:hint="default" w:ascii="Courier New" w:hAnsi="Courier New" w:cs="Courier New"/>
       </w:rPr>
     </w:lvl>
     <w:lvl w:ilvl="5" w:tplc="04090005" w:tentative="1">
@@ -10214,7 +9908,7 @@
         <w:ind w:left="4527" w:hanging="360"/>
       </w:pPr>
       <w:rPr>
-        <w:rFonts w:ascii="Wingdings" w:hAnsi="Wingdings" w:hint="default"/>
+        <w:rFonts w:hint="default" w:ascii="Wingdings" w:hAnsi="Wingdings"/>
       </w:rPr>
     </w:lvl>
     <w:lvl w:ilvl="6" w:tplc="04090001" w:tentative="1">
@@ -10226,7 +9920,7 @@
         <w:ind w:left="5247" w:hanging="360"/>
       </w:pPr>
       <w:rPr>
-        <w:rFonts w:ascii="Symbol" w:hAnsi="Symbol" w:hint="default"/>
+        <w:rFonts w:hint="default" w:ascii="Symbol" w:hAnsi="Symbol"/>
       </w:rPr>
     </w:lvl>
     <w:lvl w:ilvl="7" w:tplc="04090003" w:tentative="1">
@@ -10238,7 +9932,7 @@
         <w:ind w:left="5967" w:hanging="360"/>
       </w:pPr>
       <w:rPr>
-        <w:rFonts w:ascii="Courier New" w:hAnsi="Courier New" w:cs="Courier New" w:hint="default"/>
+        <w:rFonts w:hint="default" w:ascii="Courier New" w:hAnsi="Courier New" w:cs="Courier New"/>
       </w:rPr>
     </w:lvl>
     <w:lvl w:ilvl="8" w:tplc="04090005" w:tentative="1">
@@ -10250,7 +9944,7 @@
         <w:ind w:left="6687" w:hanging="360"/>
       </w:pPr>
       <w:rPr>
-        <w:rFonts w:ascii="Wingdings" w:hAnsi="Wingdings" w:hint="default"/>
+        <w:rFonts w:hint="default" w:ascii="Wingdings" w:hAnsi="Wingdings"/>
       </w:rPr>
     </w:lvl>
   </w:abstractNum>
@@ -10369,7 +10063,7 @@
         <w:ind w:left="2007" w:hanging="360"/>
       </w:pPr>
       <w:rPr>
-        <w:rFonts w:ascii="Courier New" w:hAnsi="Courier New" w:cs="Courier New" w:hint="default"/>
+        <w:rFonts w:hint="default" w:ascii="Courier New" w:hAnsi="Courier New" w:cs="Courier New"/>
       </w:rPr>
     </w:lvl>
     <w:lvl w:ilvl="2" w:tplc="04090005" w:tentative="1">
@@ -10381,7 +10075,7 @@
         <w:ind w:left="2727" w:hanging="360"/>
       </w:pPr>
       <w:rPr>
-        <w:rFonts w:ascii="Wingdings" w:hAnsi="Wingdings" w:hint="default"/>
+        <w:rFonts w:hint="default" w:ascii="Wingdings" w:hAnsi="Wingdings"/>
       </w:rPr>
     </w:lvl>
     <w:lvl w:ilvl="3" w:tplc="04090001" w:tentative="1">
@@ -10393,7 +10087,7 @@
         <w:ind w:left="3447" w:hanging="360"/>
       </w:pPr>
       <w:rPr>
-        <w:rFonts w:ascii="Symbol" w:hAnsi="Symbol" w:hint="default"/>
+        <w:rFonts w:hint="default" w:ascii="Symbol" w:hAnsi="Symbol"/>
       </w:rPr>
     </w:lvl>
     <w:lvl w:ilvl="4" w:tplc="04090003" w:tentative="1">
@@ -10405,7 +10099,7 @@
         <w:ind w:left="4167" w:hanging="360"/>
       </w:pPr>
       <w:rPr>
-        <w:rFonts w:ascii="Courier New" w:hAnsi="Courier New" w:cs="Courier New" w:hint="default"/>
+        <w:rFonts w:hint="default" w:ascii="Courier New" w:hAnsi="Courier New" w:cs="Courier New"/>
       </w:rPr>
     </w:lvl>
     <w:lvl w:ilvl="5" w:tplc="04090005" w:tentative="1">
@@ -10417,7 +10111,7 @@
         <w:ind w:left="4887" w:hanging="360"/>
       </w:pPr>
       <w:rPr>
-        <w:rFonts w:ascii="Wingdings" w:hAnsi="Wingdings" w:hint="default"/>
+        <w:rFonts w:hint="default" w:ascii="Wingdings" w:hAnsi="Wingdings"/>
       </w:rPr>
     </w:lvl>
     <w:lvl w:ilvl="6" w:tplc="04090001" w:tentative="1">
@@ -10429,7 +10123,7 @@
         <w:ind w:left="5607" w:hanging="360"/>
       </w:pPr>
       <w:rPr>
-        <w:rFonts w:ascii="Symbol" w:hAnsi="Symbol" w:hint="default"/>
+        <w:rFonts w:hint="default" w:ascii="Symbol" w:hAnsi="Symbol"/>
       </w:rPr>
     </w:lvl>
     <w:lvl w:ilvl="7" w:tplc="04090003" w:tentative="1">
@@ -10441,7 +10135,7 @@
         <w:ind w:left="6327" w:hanging="360"/>
       </w:pPr>
       <w:rPr>
-        <w:rFonts w:ascii="Courier New" w:hAnsi="Courier New" w:cs="Courier New" w:hint="default"/>
+        <w:rFonts w:hint="default" w:ascii="Courier New" w:hAnsi="Courier New" w:cs="Courier New"/>
       </w:rPr>
     </w:lvl>
     <w:lvl w:ilvl="8" w:tplc="04090005" w:tentative="1">
@@ -10453,7 +10147,7 @@
         <w:ind w:left="7047" w:hanging="360"/>
       </w:pPr>
       <w:rPr>
-        <w:rFonts w:ascii="Wingdings" w:hAnsi="Wingdings" w:hint="default"/>
+        <w:rFonts w:hint="default" w:ascii="Wingdings" w:hAnsi="Wingdings"/>
       </w:rPr>
     </w:lvl>
   </w:abstractNum>
@@ -10470,7 +10164,7 @@
         <w:ind w:left="720" w:hanging="360"/>
       </w:pPr>
       <w:rPr>
-        <w:rFonts w:ascii="Symbol" w:hAnsi="Symbol" w:hint="default"/>
+        <w:rFonts w:hint="default" w:ascii="Symbol" w:hAnsi="Symbol"/>
       </w:rPr>
     </w:lvl>
     <w:lvl w:ilvl="1" w:tplc="042A0003" w:tentative="1">
@@ -10482,7 +10176,7 @@
         <w:ind w:left="1440" w:hanging="360"/>
       </w:pPr>
       <w:rPr>
-        <w:rFonts w:ascii="Courier New" w:hAnsi="Courier New" w:cs="Courier New" w:hint="default"/>
+        <w:rFonts w:hint="default" w:ascii="Courier New" w:hAnsi="Courier New" w:cs="Courier New"/>
       </w:rPr>
     </w:lvl>
     <w:lvl w:ilvl="2" w:tplc="042A0005" w:tentative="1">
@@ -10494,7 +10188,7 @@
         <w:ind w:left="2160" w:hanging="360"/>
       </w:pPr>
       <w:rPr>
-        <w:rFonts w:ascii="Wingdings" w:hAnsi="Wingdings" w:hint="default"/>
+        <w:rFonts w:hint="default" w:ascii="Wingdings" w:hAnsi="Wingdings"/>
       </w:rPr>
     </w:lvl>
     <w:lvl w:ilvl="3" w:tplc="042A0001" w:tentative="1">
@@ -10506,7 +10200,7 @@
         <w:ind w:left="2880" w:hanging="360"/>
       </w:pPr>
       <w:rPr>
-        <w:rFonts w:ascii="Symbol" w:hAnsi="Symbol" w:hint="default"/>
+        <w:rFonts w:hint="default" w:ascii="Symbol" w:hAnsi="Symbol"/>
       </w:rPr>
     </w:lvl>
     <w:lvl w:ilvl="4" w:tplc="042A0003" w:tentative="1">
@@ -10518,7 +10212,7 @@
         <w:ind w:left="3600" w:hanging="360"/>
       </w:pPr>
       <w:rPr>
-        <w:rFonts w:ascii="Courier New" w:hAnsi="Courier New" w:cs="Courier New" w:hint="default"/>
+        <w:rFonts w:hint="default" w:ascii="Courier New" w:hAnsi="Courier New" w:cs="Courier New"/>
       </w:rPr>
     </w:lvl>
     <w:lvl w:ilvl="5" w:tplc="042A0005" w:tentative="1">
@@ -10530,7 +10224,7 @@
         <w:ind w:left="4320" w:hanging="360"/>
       </w:pPr>
       <w:rPr>
-        <w:rFonts w:ascii="Wingdings" w:hAnsi="Wingdings" w:hint="default"/>
+        <w:rFonts w:hint="default" w:ascii="Wingdings" w:hAnsi="Wingdings"/>
       </w:rPr>
     </w:lvl>
     <w:lvl w:ilvl="6" w:tplc="042A0001" w:tentative="1">
@@ -10542,7 +10236,7 @@
         <w:ind w:left="5040" w:hanging="360"/>
       </w:pPr>
       <w:rPr>
-        <w:rFonts w:ascii="Symbol" w:hAnsi="Symbol" w:hint="default"/>
+        <w:rFonts w:hint="default" w:ascii="Symbol" w:hAnsi="Symbol"/>
       </w:rPr>
     </w:lvl>
     <w:lvl w:ilvl="7" w:tplc="042A0003" w:tentative="1">
@@ -10554,7 +10248,7 @@
         <w:ind w:left="5760" w:hanging="360"/>
       </w:pPr>
       <w:rPr>
-        <w:rFonts w:ascii="Courier New" w:hAnsi="Courier New" w:cs="Courier New" w:hint="default"/>
+        <w:rFonts w:hint="default" w:ascii="Courier New" w:hAnsi="Courier New" w:cs="Courier New"/>
       </w:rPr>
     </w:lvl>
     <w:lvl w:ilvl="8" w:tplc="042A0005" w:tentative="1">
@@ -10566,7 +10260,7 @@
         <w:ind w:left="6480" w:hanging="360"/>
       </w:pPr>
       <w:rPr>
-        <w:rFonts w:ascii="Wingdings" w:hAnsi="Wingdings" w:hint="default"/>
+        <w:rFonts w:hint="default" w:ascii="Wingdings" w:hAnsi="Wingdings"/>
       </w:rPr>
     </w:lvl>
   </w:abstractNum>
@@ -10583,7 +10277,7 @@
         <w:ind w:left="1440" w:hanging="360"/>
       </w:pPr>
       <w:rPr>
-        <w:rFonts w:ascii="Symbol" w:hAnsi="Symbol" w:hint="default"/>
+        <w:rFonts w:hint="default" w:ascii="Symbol" w:hAnsi="Symbol"/>
       </w:rPr>
     </w:lvl>
     <w:lvl w:ilvl="1" w:tplc="04090003" w:tentative="1">
@@ -10595,7 +10289,7 @@
         <w:ind w:left="2160" w:hanging="360"/>
       </w:pPr>
       <w:rPr>
-        <w:rFonts w:ascii="Courier New" w:hAnsi="Courier New" w:cs="Courier New" w:hint="default"/>
+        <w:rFonts w:hint="default" w:ascii="Courier New" w:hAnsi="Courier New" w:cs="Courier New"/>
       </w:rPr>
     </w:lvl>
     <w:lvl w:ilvl="2" w:tplc="04090005" w:tentative="1">
@@ -10607,7 +10301,7 @@
         <w:ind w:left="2880" w:hanging="360"/>
       </w:pPr>
       <w:rPr>
-        <w:rFonts w:ascii="Wingdings" w:hAnsi="Wingdings" w:hint="default"/>
+        <w:rFonts w:hint="default" w:ascii="Wingdings" w:hAnsi="Wingdings"/>
       </w:rPr>
     </w:lvl>
     <w:lvl w:ilvl="3" w:tplc="04090001" w:tentative="1">
@@ -10619,7 +10313,7 @@
         <w:ind w:left="3600" w:hanging="360"/>
       </w:pPr>
       <w:rPr>
-        <w:rFonts w:ascii="Symbol" w:hAnsi="Symbol" w:hint="default"/>
+        <w:rFonts w:hint="default" w:ascii="Symbol" w:hAnsi="Symbol"/>
       </w:rPr>
     </w:lvl>
     <w:lvl w:ilvl="4" w:tplc="04090003" w:tentative="1">
@@ -10631,7 +10325,7 @@
         <w:ind w:left="4320" w:hanging="360"/>
       </w:pPr>
       <w:rPr>
-        <w:rFonts w:ascii="Courier New" w:hAnsi="Courier New" w:cs="Courier New" w:hint="default"/>
+        <w:rFonts w:hint="default" w:ascii="Courier New" w:hAnsi="Courier New" w:cs="Courier New"/>
       </w:rPr>
     </w:lvl>
     <w:lvl w:ilvl="5" w:tplc="04090005" w:tentative="1">
@@ -10643,7 +10337,7 @@
         <w:ind w:left="5040" w:hanging="360"/>
       </w:pPr>
       <w:rPr>
-        <w:rFonts w:ascii="Wingdings" w:hAnsi="Wingdings" w:hint="default"/>
+        <w:rFonts w:hint="default" w:ascii="Wingdings" w:hAnsi="Wingdings"/>
       </w:rPr>
     </w:lvl>
     <w:lvl w:ilvl="6" w:tplc="04090001" w:tentative="1">
@@ -10655,7 +10349,7 @@
         <w:ind w:left="5760" w:hanging="360"/>
       </w:pPr>
       <w:rPr>
-        <w:rFonts w:ascii="Symbol" w:hAnsi="Symbol" w:hint="default"/>
+        <w:rFonts w:hint="default" w:ascii="Symbol" w:hAnsi="Symbol"/>
       </w:rPr>
     </w:lvl>
     <w:lvl w:ilvl="7" w:tplc="04090003" w:tentative="1">
@@ -10667,7 +10361,7 @@
         <w:ind w:left="6480" w:hanging="360"/>
       </w:pPr>
       <w:rPr>
-        <w:rFonts w:ascii="Courier New" w:hAnsi="Courier New" w:cs="Courier New" w:hint="default"/>
+        <w:rFonts w:hint="default" w:ascii="Courier New" w:hAnsi="Courier New" w:cs="Courier New"/>
       </w:rPr>
     </w:lvl>
     <w:lvl w:ilvl="8" w:tplc="04090005" w:tentative="1">
@@ -10679,7 +10373,7 @@
         <w:ind w:left="7200" w:hanging="360"/>
       </w:pPr>
       <w:rPr>
-        <w:rFonts w:ascii="Wingdings" w:hAnsi="Wingdings" w:hint="default"/>
+        <w:rFonts w:hint="default" w:ascii="Wingdings" w:hAnsi="Wingdings"/>
       </w:rPr>
     </w:lvl>
   </w:abstractNum>
@@ -10695,7 +10389,7 @@
         <w:ind w:left="720" w:hanging="360"/>
       </w:pPr>
       <w:rPr>
-        <w:rFonts w:ascii="Times New Roman" w:eastAsia="Calibri" w:hAnsi="Times New Roman" w:cs="Times New Roman" w:hint="default"/>
+        <w:rFonts w:hint="default" w:ascii="Times New Roman" w:hAnsi="Times New Roman" w:eastAsia="Calibri" w:cs="Times New Roman"/>
       </w:rPr>
     </w:lvl>
     <w:lvl w:ilvl="1" w:tplc="04090003" w:tentative="1">
@@ -10707,7 +10401,7 @@
         <w:ind w:left="1440" w:hanging="360"/>
       </w:pPr>
       <w:rPr>
-        <w:rFonts w:ascii="Courier New" w:hAnsi="Courier New" w:cs="Courier New" w:hint="default"/>
+        <w:rFonts w:hint="default" w:ascii="Courier New" w:hAnsi="Courier New" w:cs="Courier New"/>
       </w:rPr>
     </w:lvl>
     <w:lvl w:ilvl="2" w:tplc="04090005" w:tentative="1">
@@ -10719,7 +10413,7 @@
         <w:ind w:left="2160" w:hanging="360"/>
       </w:pPr>
       <w:rPr>
-        <w:rFonts w:ascii="Wingdings" w:hAnsi="Wingdings" w:hint="default"/>
+        <w:rFonts w:hint="default" w:ascii="Wingdings" w:hAnsi="Wingdings"/>
       </w:rPr>
     </w:lvl>
     <w:lvl w:ilvl="3" w:tplc="04090001" w:tentative="1">
@@ -10731,7 +10425,7 @@
         <w:ind w:left="2880" w:hanging="360"/>
       </w:pPr>
       <w:rPr>
-        <w:rFonts w:ascii="Symbol" w:hAnsi="Symbol" w:hint="default"/>
+        <w:rFonts w:hint="default" w:ascii="Symbol" w:hAnsi="Symbol"/>
       </w:rPr>
     </w:lvl>
     <w:lvl w:ilvl="4" w:tplc="04090003" w:tentative="1">
@@ -10743,7 +10437,7 @@
         <w:ind w:left="3600" w:hanging="360"/>
       </w:pPr>
       <w:rPr>
-        <w:rFonts w:ascii="Courier New" w:hAnsi="Courier New" w:cs="Courier New" w:hint="default"/>
+        <w:rFonts w:hint="default" w:ascii="Courier New" w:hAnsi="Courier New" w:cs="Courier New"/>
       </w:rPr>
     </w:lvl>
     <w:lvl w:ilvl="5" w:tplc="04090005" w:tentative="1">
@@ -10755,7 +10449,7 @@
         <w:ind w:left="4320" w:hanging="360"/>
       </w:pPr>
       <w:rPr>
-        <w:rFonts w:ascii="Wingdings" w:hAnsi="Wingdings" w:hint="default"/>
+        <w:rFonts w:hint="default" w:ascii="Wingdings" w:hAnsi="Wingdings"/>
       </w:rPr>
     </w:lvl>
     <w:lvl w:ilvl="6" w:tplc="04090001" w:tentative="1">
@@ -10767,7 +10461,7 @@
         <w:ind w:left="5040" w:hanging="360"/>
       </w:pPr>
       <w:rPr>
-        <w:rFonts w:ascii="Symbol" w:hAnsi="Symbol" w:hint="default"/>
+        <w:rFonts w:hint="default" w:ascii="Symbol" w:hAnsi="Symbol"/>
       </w:rPr>
     </w:lvl>
     <w:lvl w:ilvl="7" w:tplc="04090003" w:tentative="1">
@@ -10779,7 +10473,7 @@
         <w:ind w:left="5760" w:hanging="360"/>
       </w:pPr>
       <w:rPr>
-        <w:rFonts w:ascii="Courier New" w:hAnsi="Courier New" w:cs="Courier New" w:hint="default"/>
+        <w:rFonts w:hint="default" w:ascii="Courier New" w:hAnsi="Courier New" w:cs="Courier New"/>
       </w:rPr>
     </w:lvl>
     <w:lvl w:ilvl="8" w:tplc="04090005" w:tentative="1">
@@ -10791,7 +10485,7 @@
         <w:ind w:left="6480" w:hanging="360"/>
       </w:pPr>
       <w:rPr>
-        <w:rFonts w:ascii="Wingdings" w:hAnsi="Wingdings" w:hint="default"/>
+        <w:rFonts w:hint="default" w:ascii="Wingdings" w:hAnsi="Wingdings"/>
       </w:rPr>
     </w:lvl>
   </w:abstractNum>
@@ -10896,7 +10590,7 @@
         <w:ind w:left="1287" w:hanging="360"/>
       </w:pPr>
       <w:rPr>
-        <w:rFonts w:ascii="Times New Roman" w:hAnsi="Times New Roman" w:cs="Times New Roman" w:hint="default"/>
+        <w:rFonts w:hint="default" w:ascii="Times New Roman" w:hAnsi="Times New Roman" w:cs="Times New Roman"/>
       </w:rPr>
     </w:lvl>
     <w:lvl w:ilvl="1" w:tplc="04090003" w:tentative="1">
@@ -10908,7 +10602,7 @@
         <w:ind w:left="2007" w:hanging="360"/>
       </w:pPr>
       <w:rPr>
-        <w:rFonts w:ascii="Courier New" w:hAnsi="Courier New" w:cs="Courier New" w:hint="default"/>
+        <w:rFonts w:hint="default" w:ascii="Courier New" w:hAnsi="Courier New" w:cs="Courier New"/>
       </w:rPr>
     </w:lvl>
     <w:lvl w:ilvl="2" w:tplc="04090005" w:tentative="1">
@@ -10920,7 +10614,7 @@
         <w:ind w:left="2727" w:hanging="360"/>
       </w:pPr>
       <w:rPr>
-        <w:rFonts w:ascii="Wingdings" w:hAnsi="Wingdings" w:hint="default"/>
+        <w:rFonts w:hint="default" w:ascii="Wingdings" w:hAnsi="Wingdings"/>
       </w:rPr>
     </w:lvl>
     <w:lvl w:ilvl="3" w:tplc="04090001" w:tentative="1">
@@ -10932,7 +10626,7 @@
         <w:ind w:left="3447" w:hanging="360"/>
       </w:pPr>
       <w:rPr>
-        <w:rFonts w:ascii="Symbol" w:hAnsi="Symbol" w:hint="default"/>
+        <w:rFonts w:hint="default" w:ascii="Symbol" w:hAnsi="Symbol"/>
       </w:rPr>
     </w:lvl>
     <w:lvl w:ilvl="4" w:tplc="04090003" w:tentative="1">
@@ -10944,7 +10638,7 @@
         <w:ind w:left="4167" w:hanging="360"/>
       </w:pPr>
       <w:rPr>
-        <w:rFonts w:ascii="Courier New" w:hAnsi="Courier New" w:cs="Courier New" w:hint="default"/>
+        <w:rFonts w:hint="default" w:ascii="Courier New" w:hAnsi="Courier New" w:cs="Courier New"/>
       </w:rPr>
     </w:lvl>
     <w:lvl w:ilvl="5" w:tplc="04090005" w:tentative="1">
@@ -10956,7 +10650,7 @@
         <w:ind w:left="4887" w:hanging="360"/>
       </w:pPr>
       <w:rPr>
-        <w:rFonts w:ascii="Wingdings" w:hAnsi="Wingdings" w:hint="default"/>
+        <w:rFonts w:hint="default" w:ascii="Wingdings" w:hAnsi="Wingdings"/>
       </w:rPr>
     </w:lvl>
     <w:lvl w:ilvl="6" w:tplc="04090001" w:tentative="1">
@@ -10968,7 +10662,7 @@
         <w:ind w:left="5607" w:hanging="360"/>
       </w:pPr>
       <w:rPr>
-        <w:rFonts w:ascii="Symbol" w:hAnsi="Symbol" w:hint="default"/>
+        <w:rFonts w:hint="default" w:ascii="Symbol" w:hAnsi="Symbol"/>
       </w:rPr>
     </w:lvl>
     <w:lvl w:ilvl="7" w:tplc="04090003" w:tentative="1">
@@ -10980,7 +10674,7 @@
         <w:ind w:left="6327" w:hanging="360"/>
       </w:pPr>
       <w:rPr>
-        <w:rFonts w:ascii="Courier New" w:hAnsi="Courier New" w:cs="Courier New" w:hint="default"/>
+        <w:rFonts w:hint="default" w:ascii="Courier New" w:hAnsi="Courier New" w:cs="Courier New"/>
       </w:rPr>
     </w:lvl>
     <w:lvl w:ilvl="8" w:tplc="04090005" w:tentative="1">
@@ -10992,7 +10686,7 @@
         <w:ind w:left="7047" w:hanging="360"/>
       </w:pPr>
       <w:rPr>
-        <w:rFonts w:ascii="Wingdings" w:hAnsi="Wingdings" w:hint="default"/>
+        <w:rFonts w:hint="default" w:ascii="Wingdings" w:hAnsi="Wingdings"/>
       </w:rPr>
     </w:lvl>
   </w:abstractNum>
@@ -11009,7 +10703,7 @@
         <w:ind w:left="1080" w:hanging="360"/>
       </w:pPr>
       <w:rPr>
-        <w:rFonts w:cs="Cambria" w:hint="default"/>
+        <w:rFonts w:hint="default" w:cs="Cambria"/>
       </w:rPr>
     </w:lvl>
     <w:lvl w:ilvl="1" w:tplc="08090019" w:tentative="1">
@@ -11097,7 +10791,7 @@
         <w:ind w:left="720" w:hanging="360"/>
       </w:pPr>
       <w:rPr>
-        <w:rFonts w:ascii="Times New Roman" w:eastAsia="Times New Roman" w:hAnsi="Times New Roman" w:cs="Times New Roman" w:hint="default"/>
+        <w:rFonts w:hint="default" w:ascii="Times New Roman" w:hAnsi="Times New Roman" w:eastAsia="Times New Roman" w:cs="Times New Roman"/>
       </w:rPr>
     </w:lvl>
     <w:lvl w:ilvl="1" w:tplc="042A0003" w:tentative="1">
@@ -11109,7 +10803,7 @@
         <w:ind w:left="1440" w:hanging="360"/>
       </w:pPr>
       <w:rPr>
-        <w:rFonts w:ascii="Courier New" w:hAnsi="Courier New" w:cs="Courier New" w:hint="default"/>
+        <w:rFonts w:hint="default" w:ascii="Courier New" w:hAnsi="Courier New" w:cs="Courier New"/>
       </w:rPr>
     </w:lvl>
     <w:lvl w:ilvl="2" w:tplc="042A0005" w:tentative="1">
@@ -11121,7 +10815,7 @@
         <w:ind w:left="2160" w:hanging="360"/>
       </w:pPr>
       <w:rPr>
-        <w:rFonts w:ascii="Wingdings" w:hAnsi="Wingdings" w:hint="default"/>
+        <w:rFonts w:hint="default" w:ascii="Wingdings" w:hAnsi="Wingdings"/>
       </w:rPr>
     </w:lvl>
     <w:lvl w:ilvl="3" w:tplc="042A0001" w:tentative="1">
@@ -11133,7 +10827,7 @@
         <w:ind w:left="2880" w:hanging="360"/>
       </w:pPr>
       <w:rPr>
-        <w:rFonts w:ascii="Symbol" w:hAnsi="Symbol" w:hint="default"/>
+        <w:rFonts w:hint="default" w:ascii="Symbol" w:hAnsi="Symbol"/>
       </w:rPr>
     </w:lvl>
     <w:lvl w:ilvl="4" w:tplc="042A0003">
@@ -11145,7 +10839,7 @@
         <w:ind w:left="3600" w:hanging="360"/>
       </w:pPr>
       <w:rPr>
-        <w:rFonts w:ascii="Courier New" w:hAnsi="Courier New" w:cs="Courier New" w:hint="default"/>
+        <w:rFonts w:hint="default" w:ascii="Courier New" w:hAnsi="Courier New" w:cs="Courier New"/>
       </w:rPr>
     </w:lvl>
     <w:lvl w:ilvl="5" w:tplc="042A0005" w:tentative="1">
@@ -11157,7 +10851,7 @@
         <w:ind w:left="4320" w:hanging="360"/>
       </w:pPr>
       <w:rPr>
-        <w:rFonts w:ascii="Wingdings" w:hAnsi="Wingdings" w:hint="default"/>
+        <w:rFonts w:hint="default" w:ascii="Wingdings" w:hAnsi="Wingdings"/>
       </w:rPr>
     </w:lvl>
     <w:lvl w:ilvl="6" w:tplc="042A0001" w:tentative="1">
@@ -11169,7 +10863,7 @@
         <w:ind w:left="5040" w:hanging="360"/>
       </w:pPr>
       <w:rPr>
-        <w:rFonts w:ascii="Symbol" w:hAnsi="Symbol" w:hint="default"/>
+        <w:rFonts w:hint="default" w:ascii="Symbol" w:hAnsi="Symbol"/>
       </w:rPr>
     </w:lvl>
     <w:lvl w:ilvl="7" w:tplc="042A0003" w:tentative="1">
@@ -11181,7 +10875,7 @@
         <w:ind w:left="5760" w:hanging="360"/>
       </w:pPr>
       <w:rPr>
-        <w:rFonts w:ascii="Courier New" w:hAnsi="Courier New" w:cs="Courier New" w:hint="default"/>
+        <w:rFonts w:hint="default" w:ascii="Courier New" w:hAnsi="Courier New" w:cs="Courier New"/>
       </w:rPr>
     </w:lvl>
     <w:lvl w:ilvl="8" w:tplc="042A0005" w:tentative="1">
@@ -11193,7 +10887,7 @@
         <w:ind w:left="6480" w:hanging="360"/>
       </w:pPr>
       <w:rPr>
-        <w:rFonts w:ascii="Wingdings" w:hAnsi="Wingdings" w:hint="default"/>
+        <w:rFonts w:hint="default" w:ascii="Wingdings" w:hAnsi="Wingdings"/>
       </w:rPr>
     </w:lvl>
   </w:abstractNum>
@@ -11209,7 +10903,7 @@
         <w:ind w:left="2007" w:hanging="360"/>
       </w:pPr>
       <w:rPr>
-        <w:rFonts w:ascii="Times New Roman" w:hAnsi="Times New Roman" w:cs="Times New Roman" w:hint="default"/>
+        <w:rFonts w:hint="default" w:ascii="Times New Roman" w:hAnsi="Times New Roman" w:cs="Times New Roman"/>
       </w:rPr>
     </w:lvl>
     <w:lvl w:ilvl="1" w:tplc="04090003" w:tentative="1">
@@ -11221,7 +10915,7 @@
         <w:ind w:left="2727" w:hanging="360"/>
       </w:pPr>
       <w:rPr>
-        <w:rFonts w:ascii="Courier New" w:hAnsi="Courier New" w:cs="Courier New" w:hint="default"/>
+        <w:rFonts w:hint="default" w:ascii="Courier New" w:hAnsi="Courier New" w:cs="Courier New"/>
       </w:rPr>
     </w:lvl>
     <w:lvl w:ilvl="2" w:tplc="04090005" w:tentative="1">
@@ -11233,7 +10927,7 @@
         <w:ind w:left="3447" w:hanging="360"/>
       </w:pPr>
       <w:rPr>
-        <w:rFonts w:ascii="Wingdings" w:hAnsi="Wingdings" w:hint="default"/>
+        <w:rFonts w:hint="default" w:ascii="Wingdings" w:hAnsi="Wingdings"/>
       </w:rPr>
     </w:lvl>
     <w:lvl w:ilvl="3" w:tplc="04090001" w:tentative="1">
@@ -11245,7 +10939,7 @@
         <w:ind w:left="4167" w:hanging="360"/>
       </w:pPr>
       <w:rPr>
-        <w:rFonts w:ascii="Symbol" w:hAnsi="Symbol" w:hint="default"/>
+        <w:rFonts w:hint="default" w:ascii="Symbol" w:hAnsi="Symbol"/>
       </w:rPr>
     </w:lvl>
     <w:lvl w:ilvl="4" w:tplc="04090003" w:tentative="1">
@@ -11257,7 +10951,7 @@
         <w:ind w:left="4887" w:hanging="360"/>
       </w:pPr>
       <w:rPr>
-        <w:rFonts w:ascii="Courier New" w:hAnsi="Courier New" w:cs="Courier New" w:hint="default"/>
+        <w:rFonts w:hint="default" w:ascii="Courier New" w:hAnsi="Courier New" w:cs="Courier New"/>
       </w:rPr>
     </w:lvl>
     <w:lvl w:ilvl="5" w:tplc="04090005" w:tentative="1">
@@ -11269,7 +10963,7 @@
         <w:ind w:left="5607" w:hanging="360"/>
       </w:pPr>
       <w:rPr>
-        <w:rFonts w:ascii="Wingdings" w:hAnsi="Wingdings" w:hint="default"/>
+        <w:rFonts w:hint="default" w:ascii="Wingdings" w:hAnsi="Wingdings"/>
       </w:rPr>
     </w:lvl>
     <w:lvl w:ilvl="6" w:tplc="04090001" w:tentative="1">
@@ -11281,7 +10975,7 @@
         <w:ind w:left="6327" w:hanging="360"/>
       </w:pPr>
       <w:rPr>
-        <w:rFonts w:ascii="Symbol" w:hAnsi="Symbol" w:hint="default"/>
+        <w:rFonts w:hint="default" w:ascii="Symbol" w:hAnsi="Symbol"/>
       </w:rPr>
     </w:lvl>
     <w:lvl w:ilvl="7" w:tplc="04090003" w:tentative="1">
@@ -11293,7 +10987,7 @@
         <w:ind w:left="7047" w:hanging="360"/>
       </w:pPr>
       <w:rPr>
-        <w:rFonts w:ascii="Courier New" w:hAnsi="Courier New" w:cs="Courier New" w:hint="default"/>
+        <w:rFonts w:hint="default" w:ascii="Courier New" w:hAnsi="Courier New" w:cs="Courier New"/>
       </w:rPr>
     </w:lvl>
     <w:lvl w:ilvl="8" w:tplc="04090005" w:tentative="1">
@@ -11305,7 +10999,7 @@
         <w:ind w:left="7767" w:hanging="360"/>
       </w:pPr>
       <w:rPr>
-        <w:rFonts w:ascii="Wingdings" w:hAnsi="Wingdings" w:hint="default"/>
+        <w:rFonts w:hint="default" w:ascii="Wingdings" w:hAnsi="Wingdings"/>
       </w:rPr>
     </w:lvl>
   </w:abstractNum>
@@ -11408,7 +11102,7 @@
       <w:lvlText w:val=""/>
       <w:lvlJc w:val="left"/>
       <w:rPr>
-        <w:rFonts w:ascii="Symbol" w:hAnsi="Symbol" w:hint="default"/>
+        <w:rFonts w:hint="default" w:ascii="Symbol" w:hAnsi="Symbol"/>
       </w:rPr>
     </w:lvl>
     <w:lvl w:ilvl="1" w:tplc="04090003" w:tentative="1">
@@ -11420,7 +11114,7 @@
         <w:ind w:left="1440" w:hanging="360"/>
       </w:pPr>
       <w:rPr>
-        <w:rFonts w:ascii="Courier New" w:hAnsi="Courier New" w:cs="Courier New" w:hint="default"/>
+        <w:rFonts w:hint="default" w:ascii="Courier New" w:hAnsi="Courier New" w:cs="Courier New"/>
       </w:rPr>
     </w:lvl>
     <w:lvl w:ilvl="2" w:tplc="04090005" w:tentative="1">
@@ -11432,7 +11126,7 @@
         <w:ind w:left="2160" w:hanging="360"/>
       </w:pPr>
       <w:rPr>
-        <w:rFonts w:ascii="Wingdings" w:hAnsi="Wingdings" w:hint="default"/>
+        <w:rFonts w:hint="default" w:ascii="Wingdings" w:hAnsi="Wingdings"/>
       </w:rPr>
     </w:lvl>
     <w:lvl w:ilvl="3" w:tplc="04090001" w:tentative="1">
@@ -11444,7 +11138,7 @@
         <w:ind w:left="2880" w:hanging="360"/>
       </w:pPr>
       <w:rPr>
-        <w:rFonts w:ascii="Symbol" w:hAnsi="Symbol" w:hint="default"/>
+        <w:rFonts w:hint="default" w:ascii="Symbol" w:hAnsi="Symbol"/>
       </w:rPr>
     </w:lvl>
     <w:lvl w:ilvl="4" w:tplc="04090003" w:tentative="1">
@@ -11456,7 +11150,7 @@
         <w:ind w:left="3600" w:hanging="360"/>
       </w:pPr>
       <w:rPr>
-        <w:rFonts w:ascii="Courier New" w:hAnsi="Courier New" w:cs="Courier New" w:hint="default"/>
+        <w:rFonts w:hint="default" w:ascii="Courier New" w:hAnsi="Courier New" w:cs="Courier New"/>
       </w:rPr>
     </w:lvl>
     <w:lvl w:ilvl="5" w:tplc="04090005" w:tentative="1">
@@ -11468,7 +11162,7 @@
         <w:ind w:left="4320" w:hanging="360"/>
       </w:pPr>
       <w:rPr>
-        <w:rFonts w:ascii="Wingdings" w:hAnsi="Wingdings" w:hint="default"/>
+        <w:rFonts w:hint="default" w:ascii="Wingdings" w:hAnsi="Wingdings"/>
       </w:rPr>
     </w:lvl>
     <w:lvl w:ilvl="6" w:tplc="04090001" w:tentative="1">
@@ -11480,7 +11174,7 @@
         <w:ind w:left="5040" w:hanging="360"/>
       </w:pPr>
       <w:rPr>
-        <w:rFonts w:ascii="Symbol" w:hAnsi="Symbol" w:hint="default"/>
+        <w:rFonts w:hint="default" w:ascii="Symbol" w:hAnsi="Symbol"/>
       </w:rPr>
     </w:lvl>
     <w:lvl w:ilvl="7" w:tplc="04090003" w:tentative="1">
@@ -11492,7 +11186,7 @@
         <w:ind w:left="5760" w:hanging="360"/>
       </w:pPr>
       <w:rPr>
-        <w:rFonts w:ascii="Courier New" w:hAnsi="Courier New" w:cs="Courier New" w:hint="default"/>
+        <w:rFonts w:hint="default" w:ascii="Courier New" w:hAnsi="Courier New" w:cs="Courier New"/>
       </w:rPr>
     </w:lvl>
     <w:lvl w:ilvl="8" w:tplc="04090005" w:tentative="1">
@@ -11504,7 +11198,7 @@
         <w:ind w:left="6480" w:hanging="360"/>
       </w:pPr>
       <w:rPr>
-        <w:rFonts w:ascii="Wingdings" w:hAnsi="Wingdings" w:hint="default"/>
+        <w:rFonts w:hint="default" w:ascii="Wingdings" w:hAnsi="Wingdings"/>
       </w:rPr>
     </w:lvl>
   </w:abstractNum>
@@ -11610,7 +11304,7 @@
         <w:ind w:left="720" w:hanging="360"/>
       </w:pPr>
       <w:rPr>
-        <w:rFonts w:ascii="Symbol" w:hAnsi="Symbol" w:hint="default"/>
+        <w:rFonts w:hint="default" w:ascii="Symbol" w:hAnsi="Symbol"/>
       </w:rPr>
     </w:lvl>
     <w:lvl w:ilvl="1" w:tplc="FFFFFFFF" w:tentative="1">
@@ -11878,7 +11572,7 @@
         <w:ind w:left="720" w:hanging="360"/>
       </w:pPr>
       <w:rPr>
-        <w:rFonts w:ascii="Times New Roman" w:eastAsia="Calibri" w:hAnsi="Times New Roman" w:cs="Times New Roman" w:hint="default"/>
+        <w:rFonts w:hint="default" w:ascii="Times New Roman" w:hAnsi="Times New Roman" w:eastAsia="Calibri" w:cs="Times New Roman"/>
       </w:rPr>
     </w:lvl>
     <w:lvl w:ilvl="1" w:tplc="04090003" w:tentative="1">
@@ -11890,7 +11584,7 @@
         <w:ind w:left="1440" w:hanging="360"/>
       </w:pPr>
       <w:rPr>
-        <w:rFonts w:ascii="Courier New" w:hAnsi="Courier New" w:cs="Courier New" w:hint="default"/>
+        <w:rFonts w:hint="default" w:ascii="Courier New" w:hAnsi="Courier New" w:cs="Courier New"/>
       </w:rPr>
     </w:lvl>
     <w:lvl w:ilvl="2" w:tplc="04090005" w:tentative="1">
@@ -11902,7 +11596,7 @@
         <w:ind w:left="2160" w:hanging="360"/>
       </w:pPr>
       <w:rPr>
-        <w:rFonts w:ascii="Wingdings" w:hAnsi="Wingdings" w:hint="default"/>
+        <w:rFonts w:hint="default" w:ascii="Wingdings" w:hAnsi="Wingdings"/>
       </w:rPr>
     </w:lvl>
     <w:lvl w:ilvl="3" w:tplc="04090001" w:tentative="1">
@@ -11914,7 +11608,7 @@
         <w:ind w:left="2880" w:hanging="360"/>
       </w:pPr>
       <w:rPr>
-        <w:rFonts w:ascii="Symbol" w:hAnsi="Symbol" w:hint="default"/>
+        <w:rFonts w:hint="default" w:ascii="Symbol" w:hAnsi="Symbol"/>
       </w:rPr>
     </w:lvl>
     <w:lvl w:ilvl="4" w:tplc="04090003" w:tentative="1">
@@ -11926,7 +11620,7 @@
         <w:ind w:left="3600" w:hanging="360"/>
       </w:pPr>
       <w:rPr>
-        <w:rFonts w:ascii="Courier New" w:hAnsi="Courier New" w:cs="Courier New" w:hint="default"/>
+        <w:rFonts w:hint="default" w:ascii="Courier New" w:hAnsi="Courier New" w:cs="Courier New"/>
       </w:rPr>
     </w:lvl>
     <w:lvl w:ilvl="5" w:tplc="04090005" w:tentative="1">
@@ -11938,7 +11632,7 @@
         <w:ind w:left="4320" w:hanging="360"/>
       </w:pPr>
       <w:rPr>
-        <w:rFonts w:ascii="Wingdings" w:hAnsi="Wingdings" w:hint="default"/>
+        <w:rFonts w:hint="default" w:ascii="Wingdings" w:hAnsi="Wingdings"/>
       </w:rPr>
     </w:lvl>
     <w:lvl w:ilvl="6" w:tplc="04090001" w:tentative="1">
@@ -11950,7 +11644,7 @@
         <w:ind w:left="5040" w:hanging="360"/>
       </w:pPr>
       <w:rPr>
-        <w:rFonts w:ascii="Symbol" w:hAnsi="Symbol" w:hint="default"/>
+        <w:rFonts w:hint="default" w:ascii="Symbol" w:hAnsi="Symbol"/>
       </w:rPr>
     </w:lvl>
     <w:lvl w:ilvl="7" w:tplc="04090003" w:tentative="1">
@@ -11962,7 +11656,7 @@
         <w:ind w:left="5760" w:hanging="360"/>
       </w:pPr>
       <w:rPr>
-        <w:rFonts w:ascii="Courier New" w:hAnsi="Courier New" w:cs="Courier New" w:hint="default"/>
+        <w:rFonts w:hint="default" w:ascii="Courier New" w:hAnsi="Courier New" w:cs="Courier New"/>
       </w:rPr>
     </w:lvl>
     <w:lvl w:ilvl="8" w:tplc="04090005" w:tentative="1">
@@ -11974,7 +11668,7 @@
         <w:ind w:left="6480" w:hanging="360"/>
       </w:pPr>
       <w:rPr>
-        <w:rFonts w:ascii="Wingdings" w:hAnsi="Wingdings" w:hint="default"/>
+        <w:rFonts w:hint="default" w:ascii="Wingdings" w:hAnsi="Wingdings"/>
       </w:rPr>
     </w:lvl>
   </w:abstractNum>
@@ -12153,7 +11847,7 @@
   <w:docDefaults>
     <w:rPrDefault>
       <w:rPr>
-        <w:rFonts w:asciiTheme="minorHAnsi" w:eastAsiaTheme="minorHAnsi" w:hAnsiTheme="minorHAnsi" w:cstheme="minorBidi"/>
+        <w:rFonts w:asciiTheme="minorHAnsi" w:hAnsiTheme="minorHAnsi" w:eastAsiaTheme="minorHAnsi" w:cstheme="minorBidi"/>
         <w:kern w:val="2"/>
         <w:sz w:val="22"/>
         <w:szCs w:val="22"/>
@@ -12170,14 +11864,14 @@
   <w:latentStyles w:defLockedState="0" w:defUIPriority="99" w:defSemiHidden="0" w:defUnhideWhenUsed="0" w:defQFormat="0" w:count="376">
     <w:lsdException w:name="Normal" w:uiPriority="0" w:qFormat="1"/>
     <w:lsdException w:name="heading 1" w:uiPriority="9" w:qFormat="1"/>
-    <w:lsdException w:name="heading 2" w:semiHidden="1" w:uiPriority="9" w:unhideWhenUsed="1" w:qFormat="1"/>
-    <w:lsdException w:name="heading 3" w:semiHidden="1" w:uiPriority="9" w:unhideWhenUsed="1" w:qFormat="1"/>
-    <w:lsdException w:name="heading 4" w:semiHidden="1" w:uiPriority="9" w:unhideWhenUsed="1" w:qFormat="1"/>
-    <w:lsdException w:name="heading 5" w:semiHidden="1" w:uiPriority="9" w:unhideWhenUsed="1" w:qFormat="1"/>
-    <w:lsdException w:name="heading 6" w:semiHidden="1" w:uiPriority="9" w:unhideWhenUsed="1" w:qFormat="1"/>
-    <w:lsdException w:name="heading 7" w:semiHidden="1" w:uiPriority="9" w:unhideWhenUsed="1" w:qFormat="1"/>
-    <w:lsdException w:name="heading 8" w:semiHidden="1" w:uiPriority="9" w:unhideWhenUsed="1" w:qFormat="1"/>
-    <w:lsdException w:name="heading 9" w:semiHidden="1" w:uiPriority="9" w:unhideWhenUsed="1" w:qFormat="1"/>
+    <w:lsdException w:name="heading 2" w:uiPriority="9" w:semiHidden="1" w:unhideWhenUsed="1" w:qFormat="1"/>
+    <w:lsdException w:name="heading 3" w:uiPriority="9" w:semiHidden="1" w:unhideWhenUsed="1" w:qFormat="1"/>
+    <w:lsdException w:name="heading 4" w:uiPriority="9" w:semiHidden="1" w:unhideWhenUsed="1" w:qFormat="1"/>
+    <w:lsdException w:name="heading 5" w:uiPriority="9" w:semiHidden="1" w:unhideWhenUsed="1" w:qFormat="1"/>
+    <w:lsdException w:name="heading 6" w:uiPriority="9" w:semiHidden="1" w:unhideWhenUsed="1" w:qFormat="1"/>
+    <w:lsdException w:name="heading 7" w:uiPriority="9" w:semiHidden="1" w:unhideWhenUsed="1" w:qFormat="1"/>
+    <w:lsdException w:name="heading 8" w:uiPriority="9" w:semiHidden="1" w:unhideWhenUsed="1" w:qFormat="1"/>
+    <w:lsdException w:name="heading 9" w:uiPriority="9" w:semiHidden="1" w:unhideWhenUsed="1" w:qFormat="1"/>
     <w:lsdException w:name="index 1" w:semiHidden="1" w:unhideWhenUsed="1"/>
     <w:lsdException w:name="index 2" w:semiHidden="1" w:unhideWhenUsed="1"/>
     <w:lsdException w:name="index 3" w:semiHidden="1" w:unhideWhenUsed="1"/>
@@ -12187,22 +11881,22 @@
     <w:lsdException w:name="index 7" w:semiHidden="1" w:unhideWhenUsed="1"/>
     <w:lsdException w:name="index 8" w:semiHidden="1" w:unhideWhenUsed="1"/>
     <w:lsdException w:name="index 9" w:semiHidden="1" w:unhideWhenUsed="1"/>
-    <w:lsdException w:name="toc 1" w:semiHidden="1" w:uiPriority="39" w:unhideWhenUsed="1"/>
-    <w:lsdException w:name="toc 2" w:semiHidden="1" w:uiPriority="39" w:unhideWhenUsed="1"/>
-    <w:lsdException w:name="toc 3" w:semiHidden="1" w:uiPriority="39" w:unhideWhenUsed="1"/>
-    <w:lsdException w:name="toc 4" w:semiHidden="1" w:uiPriority="39" w:unhideWhenUsed="1"/>
-    <w:lsdException w:name="toc 5" w:semiHidden="1" w:uiPriority="39" w:unhideWhenUsed="1"/>
-    <w:lsdException w:name="toc 6" w:semiHidden="1" w:uiPriority="39" w:unhideWhenUsed="1"/>
-    <w:lsdException w:name="toc 7" w:semiHidden="1" w:uiPriority="39" w:unhideWhenUsed="1"/>
-    <w:lsdException w:name="toc 8" w:semiHidden="1" w:uiPriority="39" w:unhideWhenUsed="1"/>
-    <w:lsdException w:name="toc 9" w:semiHidden="1" w:uiPriority="39" w:unhideWhenUsed="1"/>
+    <w:lsdException w:name="toc 1" w:uiPriority="39" w:semiHidden="1" w:unhideWhenUsed="1"/>
+    <w:lsdException w:name="toc 2" w:uiPriority="39" w:semiHidden="1" w:unhideWhenUsed="1"/>
+    <w:lsdException w:name="toc 3" w:uiPriority="39" w:semiHidden="1" w:unhideWhenUsed="1"/>
+    <w:lsdException w:name="toc 4" w:uiPriority="39" w:semiHidden="1" w:unhideWhenUsed="1"/>
+    <w:lsdException w:name="toc 5" w:uiPriority="39" w:semiHidden="1" w:unhideWhenUsed="1"/>
+    <w:lsdException w:name="toc 6" w:uiPriority="39" w:semiHidden="1" w:unhideWhenUsed="1"/>
+    <w:lsdException w:name="toc 7" w:uiPriority="39" w:semiHidden="1" w:unhideWhenUsed="1"/>
+    <w:lsdException w:name="toc 8" w:uiPriority="39" w:semiHidden="1" w:unhideWhenUsed="1"/>
+    <w:lsdException w:name="toc 9" w:uiPriority="39" w:semiHidden="1" w:unhideWhenUsed="1"/>
     <w:lsdException w:name="Normal Indent" w:semiHidden="1" w:unhideWhenUsed="1"/>
     <w:lsdException w:name="footnote text" w:semiHidden="1" w:unhideWhenUsed="1"/>
     <w:lsdException w:name="annotation text" w:semiHidden="1" w:unhideWhenUsed="1"/>
     <w:lsdException w:name="header" w:semiHidden="1" w:unhideWhenUsed="1"/>
     <w:lsdException w:name="footer" w:semiHidden="1" w:unhideWhenUsed="1"/>
     <w:lsdException w:name="index heading" w:semiHidden="1" w:unhideWhenUsed="1"/>
-    <w:lsdException w:name="caption" w:semiHidden="1" w:uiPriority="35" w:unhideWhenUsed="1" w:qFormat="1"/>
+    <w:lsdException w:name="caption" w:uiPriority="35" w:semiHidden="1" w:unhideWhenUsed="1" w:qFormat="1"/>
     <w:lsdException w:name="table of figures" w:semiHidden="1" w:unhideWhenUsed="1"/>
     <w:lsdException w:name="envelope address" w:semiHidden="1" w:unhideWhenUsed="1"/>
     <w:lsdException w:name="envelope return" w:semiHidden="1" w:unhideWhenUsed="1"/>
@@ -12233,7 +11927,7 @@
     <w:lsdException w:name="Title" w:uiPriority="10" w:qFormat="1"/>
     <w:lsdException w:name="Closing" w:semiHidden="1" w:unhideWhenUsed="1"/>
     <w:lsdException w:name="Signature" w:semiHidden="1" w:unhideWhenUsed="1"/>
-    <w:lsdException w:name="Default Paragraph Font" w:semiHidden="1" w:uiPriority="1" w:unhideWhenUsed="1"/>
+    <w:lsdException w:name="Default Paragraph Font" w:uiPriority="1" w:semiHidden="1" w:unhideWhenUsed="1"/>
     <w:lsdException w:name="Body Text" w:semiHidden="1" w:unhideWhenUsed="1"/>
     <w:lsdException w:name="Body Text Indent" w:semiHidden="1" w:unhideWhenUsed="1"/>
     <w:lsdException w:name="List Continue" w:semiHidden="1" w:unhideWhenUsed="1"/>
@@ -12433,8 +12127,8 @@
     <w:lsdException w:name="Subtle Reference" w:uiPriority="31" w:qFormat="1"/>
     <w:lsdException w:name="Intense Reference" w:uiPriority="32" w:qFormat="1"/>
     <w:lsdException w:name="Book Title" w:uiPriority="33" w:qFormat="1"/>
-    <w:lsdException w:name="Bibliography" w:semiHidden="1" w:uiPriority="37" w:unhideWhenUsed="1"/>
-    <w:lsdException w:name="TOC Heading" w:semiHidden="1" w:uiPriority="39" w:unhideWhenUsed="1" w:qFormat="1"/>
+    <w:lsdException w:name="Bibliography" w:uiPriority="37" w:semiHidden="1" w:unhideWhenUsed="1"/>
+    <w:lsdException w:name="TOC Heading" w:uiPriority="39" w:semiHidden="1" w:unhideWhenUsed="1" w:qFormat="1"/>
     <w:lsdException w:name="Plain Table 1" w:uiPriority="41"/>
     <w:lsdException w:name="Plain Table 2" w:uiPriority="42"/>
     <w:lsdException w:name="Plain Table 3" w:uiPriority="43"/>
@@ -12545,7 +12239,7 @@
     <w:lsdException w:name="Unresolved Mention" w:semiHidden="1" w:unhideWhenUsed="1"/>
     <w:lsdException w:name="Smart Link" w:semiHidden="1" w:unhideWhenUsed="1"/>
   </w:latentStyles>
-  <w:style w:type="paragraph" w:default="1" w:styleId="Normal">
+  <w:style w:type="paragraph" w:styleId="Normal" w:default="1">
     <w:name w:val="Normal"/>
     <w:qFormat/>
     <w:rsid w:val="00464D70"/>
@@ -12553,7 +12247,7 @@
       <w:spacing w:after="0" w:line="240" w:lineRule="auto"/>
     </w:pPr>
     <w:rPr>
-      <w:rFonts w:ascii="VNI-Times" w:eastAsia="Times New Roman" w:hAnsi="VNI-Times" w:cs="Times New Roman"/>
+      <w:rFonts w:ascii="VNI-Times" w:hAnsi="VNI-Times" w:eastAsia="Times New Roman" w:cs="Times New Roman"/>
       <w:kern w:val="0"/>
       <w:sz w:val="26"/>
       <w:szCs w:val="20"/>
@@ -12576,7 +12270,7 @@
       <w:outlineLvl w:val="0"/>
     </w:pPr>
     <w:rPr>
-      <w:rFonts w:asciiTheme="majorHAnsi" w:eastAsiaTheme="majorEastAsia" w:hAnsiTheme="majorHAnsi" w:cstheme="majorBidi"/>
+      <w:rFonts w:asciiTheme="majorHAnsi" w:hAnsiTheme="majorHAnsi" w:eastAsiaTheme="majorEastAsia" w:cstheme="majorBidi"/>
       <w:color w:val="0F4761" w:themeColor="accent1" w:themeShade="BF"/>
       <w:sz w:val="40"/>
       <w:szCs w:val="40"/>
@@ -12599,7 +12293,7 @@
       <w:outlineLvl w:val="1"/>
     </w:pPr>
     <w:rPr>
-      <w:rFonts w:asciiTheme="majorHAnsi" w:eastAsiaTheme="majorEastAsia" w:hAnsiTheme="majorHAnsi" w:cstheme="majorBidi"/>
+      <w:rFonts w:asciiTheme="majorHAnsi" w:hAnsiTheme="majorHAnsi" w:eastAsiaTheme="majorEastAsia" w:cstheme="majorBidi"/>
       <w:color w:val="0F4761" w:themeColor="accent1" w:themeShade="BF"/>
       <w:sz w:val="32"/>
       <w:szCs w:val="32"/>
@@ -12758,13 +12452,13 @@
       <w:color w:val="272727" w:themeColor="text1" w:themeTint="D8"/>
     </w:rPr>
   </w:style>
-  <w:style w:type="character" w:default="1" w:styleId="DefaultParagraphFont">
+  <w:style w:type="character" w:styleId="DefaultParagraphFont" w:default="1">
     <w:name w:val="Default Paragraph Font"/>
     <w:uiPriority w:val="1"/>
     <w:semiHidden/>
     <w:unhideWhenUsed/>
   </w:style>
-  <w:style w:type="table" w:default="1" w:styleId="TableNormal">
+  <w:style w:type="table" w:styleId="TableNormal" w:default="1">
     <w:name w:val="Normal Table"/>
     <w:uiPriority w:val="99"/>
     <w:semiHidden/>
@@ -12779,26 +12473,26 @@
       </w:tblCellMar>
     </w:tblPr>
   </w:style>
-  <w:style w:type="numbering" w:default="1" w:styleId="NoList">
+  <w:style w:type="numbering" w:styleId="NoList" w:default="1">
     <w:name w:val="No List"/>
     <w:uiPriority w:val="99"/>
     <w:semiHidden/>
     <w:unhideWhenUsed/>
   </w:style>
-  <w:style w:type="character" w:customStyle="1" w:styleId="Heading1Char">
+  <w:style w:type="character" w:styleId="Heading1Char" w:customStyle="1">
     <w:name w:val="Heading 1 Char"/>
     <w:basedOn w:val="DefaultParagraphFont"/>
     <w:link w:val="Heading1"/>
     <w:uiPriority w:val="9"/>
     <w:rsid w:val="000C456D"/>
     <w:rPr>
-      <w:rFonts w:asciiTheme="majorHAnsi" w:eastAsiaTheme="majorEastAsia" w:hAnsiTheme="majorHAnsi" w:cstheme="majorBidi"/>
+      <w:rFonts w:asciiTheme="majorHAnsi" w:hAnsiTheme="majorHAnsi" w:eastAsiaTheme="majorEastAsia" w:cstheme="majorBidi"/>
       <w:color w:val="0F4761" w:themeColor="accent1" w:themeShade="BF"/>
       <w:sz w:val="40"/>
       <w:szCs w:val="40"/>
     </w:rPr>
   </w:style>
-  <w:style w:type="character" w:customStyle="1" w:styleId="Heading2Char">
+  <w:style w:type="character" w:styleId="Heading2Char" w:customStyle="1">
     <w:name w:val="Heading 2 Char"/>
     <w:basedOn w:val="DefaultParagraphFont"/>
     <w:link w:val="Heading2"/>
@@ -12806,13 +12500,13 @@
     <w:semiHidden/>
     <w:rsid w:val="000C456D"/>
     <w:rPr>
-      <w:rFonts w:asciiTheme="majorHAnsi" w:eastAsiaTheme="majorEastAsia" w:hAnsiTheme="majorHAnsi" w:cstheme="majorBidi"/>
+      <w:rFonts w:asciiTheme="majorHAnsi" w:hAnsiTheme="majorHAnsi" w:eastAsiaTheme="majorEastAsia" w:cstheme="majorBidi"/>
       <w:color w:val="0F4761" w:themeColor="accent1" w:themeShade="BF"/>
       <w:sz w:val="32"/>
       <w:szCs w:val="32"/>
     </w:rPr>
   </w:style>
-  <w:style w:type="character" w:customStyle="1" w:styleId="Heading3Char">
+  <w:style w:type="character" w:styleId="Heading3Char" w:customStyle="1">
     <w:name w:val="Heading 3 Char"/>
     <w:basedOn w:val="DefaultParagraphFont"/>
     <w:link w:val="Heading3"/>
@@ -12826,7 +12520,7 @@
       <w:szCs w:val="28"/>
     </w:rPr>
   </w:style>
-  <w:style w:type="character" w:customStyle="1" w:styleId="Heading4Char">
+  <w:style w:type="character" w:styleId="Heading4Char" w:customStyle="1">
     <w:name w:val="Heading 4 Char"/>
     <w:basedOn w:val="DefaultParagraphFont"/>
     <w:link w:val="Heading4"/>
@@ -12840,7 +12534,7 @@
       <w:color w:val="0F4761" w:themeColor="accent1" w:themeShade="BF"/>
     </w:rPr>
   </w:style>
-  <w:style w:type="character" w:customStyle="1" w:styleId="Heading5Char">
+  <w:style w:type="character" w:styleId="Heading5Char" w:customStyle="1">
     <w:name w:val="Heading 5 Char"/>
     <w:basedOn w:val="DefaultParagraphFont"/>
     <w:link w:val="Heading5"/>
@@ -12852,7 +12546,7 @@
       <w:color w:val="0F4761" w:themeColor="accent1" w:themeShade="BF"/>
     </w:rPr>
   </w:style>
-  <w:style w:type="character" w:customStyle="1" w:styleId="Heading6Char">
+  <w:style w:type="character" w:styleId="Heading6Char" w:customStyle="1">
     <w:name w:val="Heading 6 Char"/>
     <w:basedOn w:val="DefaultParagraphFont"/>
     <w:link w:val="Heading6"/>
@@ -12866,7 +12560,7 @@
       <w:color w:val="595959" w:themeColor="text1" w:themeTint="A6"/>
     </w:rPr>
   </w:style>
-  <w:style w:type="character" w:customStyle="1" w:styleId="Heading7Char">
+  <w:style w:type="character" w:styleId="Heading7Char" w:customStyle="1">
     <w:name w:val="Heading 7 Char"/>
     <w:basedOn w:val="DefaultParagraphFont"/>
     <w:link w:val="Heading7"/>
@@ -12878,7 +12572,7 @@
       <w:color w:val="595959" w:themeColor="text1" w:themeTint="A6"/>
     </w:rPr>
   </w:style>
-  <w:style w:type="character" w:customStyle="1" w:styleId="Heading8Char">
+  <w:style w:type="character" w:styleId="Heading8Char" w:customStyle="1">
     <w:name w:val="Heading 8 Char"/>
     <w:basedOn w:val="DefaultParagraphFont"/>
     <w:link w:val="Heading8"/>
@@ -12892,7 +12586,7 @@
       <w:color w:val="272727" w:themeColor="text1" w:themeTint="D8"/>
     </w:rPr>
   </w:style>
-  <w:style w:type="character" w:customStyle="1" w:styleId="Heading9Char">
+  <w:style w:type="character" w:styleId="Heading9Char" w:customStyle="1">
     <w:name w:val="Heading 9 Char"/>
     <w:basedOn w:val="DefaultParagraphFont"/>
     <w:link w:val="Heading9"/>
@@ -12917,21 +12611,21 @@
       <w:contextualSpacing/>
     </w:pPr>
     <w:rPr>
-      <w:rFonts w:asciiTheme="majorHAnsi" w:eastAsiaTheme="majorEastAsia" w:hAnsiTheme="majorHAnsi" w:cstheme="majorBidi"/>
+      <w:rFonts w:asciiTheme="majorHAnsi" w:hAnsiTheme="majorHAnsi" w:eastAsiaTheme="majorEastAsia" w:cstheme="majorBidi"/>
       <w:spacing w:val="-10"/>
       <w:kern w:val="28"/>
       <w:sz w:val="56"/>
       <w:szCs w:val="56"/>
     </w:rPr>
   </w:style>
-  <w:style w:type="character" w:customStyle="1" w:styleId="TitleChar">
+  <w:style w:type="character" w:styleId="TitleChar" w:customStyle="1">
     <w:name w:val="Title Char"/>
     <w:basedOn w:val="DefaultParagraphFont"/>
     <w:link w:val="Title"/>
     <w:uiPriority w:val="10"/>
     <w:rsid w:val="000C456D"/>
     <w:rPr>
-      <w:rFonts w:asciiTheme="majorHAnsi" w:eastAsiaTheme="majorEastAsia" w:hAnsiTheme="majorHAnsi" w:cstheme="majorBidi"/>
+      <w:rFonts w:asciiTheme="majorHAnsi" w:hAnsiTheme="majorHAnsi" w:eastAsiaTheme="majorEastAsia" w:cstheme="majorBidi"/>
       <w:spacing w:val="-10"/>
       <w:kern w:val="28"/>
       <w:sz w:val="56"/>
@@ -12959,7 +12653,7 @@
       <w:szCs w:val="28"/>
     </w:rPr>
   </w:style>
-  <w:style w:type="character" w:customStyle="1" w:styleId="SubtitleChar">
+  <w:style w:type="character" w:styleId="SubtitleChar" w:customStyle="1">
     <w:name w:val="Subtitle Char"/>
     <w:basedOn w:val="DefaultParagraphFont"/>
     <w:link w:val="Subtitle"/>
@@ -12991,7 +12685,7 @@
       <w:color w:val="404040" w:themeColor="text1" w:themeTint="BF"/>
     </w:rPr>
   </w:style>
-  <w:style w:type="character" w:customStyle="1" w:styleId="QuoteChar">
+  <w:style w:type="character" w:styleId="QuoteChar" w:customStyle="1">
     <w:name w:val="Quote Char"/>
     <w:basedOn w:val="DefaultParagraphFont"/>
     <w:link w:val="Quote"/>
@@ -13036,8 +12730,8 @@
     <w:rsid w:val="000C456D"/>
     <w:pPr>
       <w:pBdr>
-        <w:top w:val="single" w:sz="4" w:space="10" w:color="0F4761" w:themeColor="accent1" w:themeShade="BF"/>
-        <w:bottom w:val="single" w:sz="4" w:space="10" w:color="0F4761" w:themeColor="accent1" w:themeShade="BF"/>
+        <w:top w:val="single" w:color="0F4761" w:themeColor="accent1" w:themeShade="BF" w:sz="4" w:space="10"/>
+        <w:bottom w:val="single" w:color="0F4761" w:themeColor="accent1" w:themeShade="BF" w:sz="4" w:space="10"/>
       </w:pBdr>
       <w:spacing w:before="360" w:after="360"/>
       <w:ind w:left="864" w:right="864"/>
@@ -13049,7 +12743,7 @@
       <w:color w:val="0F4761" w:themeColor="accent1" w:themeShade="BF"/>
     </w:rPr>
   </w:style>
-  <w:style w:type="character" w:customStyle="1" w:styleId="IntenseQuoteChar">
+  <w:style w:type="character" w:styleId="IntenseQuoteChar" w:customStyle="1">
     <w:name w:val="Intense Quote Char"/>
     <w:basedOn w:val="DefaultParagraphFont"/>
     <w:link w:val="IntenseQuote"/>
@@ -13086,7 +12780,7 @@
       <w:iCs/>
     </w:rPr>
   </w:style>
-  <w:style w:type="paragraph" w:customStyle="1" w:styleId="TableParagraph">
+  <w:style w:type="paragraph" w:styleId="TableParagraph" w:customStyle="1">
     <w:name w:val="Table Paragraph"/>
     <w:basedOn w:val="Normal"/>
     <w:uiPriority w:val="1"/>
@@ -13115,13 +12809,13 @@
       <w:spacing w:before="100" w:beforeAutospacing="1" w:after="100" w:afterAutospacing="1"/>
     </w:pPr>
     <w:rPr>
-      <w:rFonts w:ascii="Times New Roman" w:eastAsiaTheme="minorEastAsia" w:hAnsi="Times New Roman"/>
+      <w:rFonts w:ascii="Times New Roman" w:hAnsi="Times New Roman" w:eastAsiaTheme="minorEastAsia"/>
       <w:sz w:val="24"/>
       <w:szCs w:val="24"/>
       <w:lang w:val="vi-VN" w:eastAsia="vi-VN"/>
     </w:rPr>
   </w:style>
-  <w:style w:type="table" w:customStyle="1" w:styleId="TableNormal1">
+  <w:style w:type="table" w:styleId="TableNormal1" w:customStyle="1">
     <w:name w:val="Table Normal1"/>
     <w:uiPriority w:val="99"/>
     <w:semiHidden/>
@@ -13130,7 +12824,7 @@
       <w:spacing w:after="0" w:line="240" w:lineRule="auto"/>
     </w:pPr>
     <w:rPr>
-      <w:rFonts w:ascii="Times New Roman" w:eastAsia="Times New Roman" w:hAnsi="Times New Roman" w:cs="Times New Roman"/>
+      <w:rFonts w:ascii="Times New Roman" w:hAnsi="Times New Roman" w:eastAsia="Times New Roman" w:cs="Times New Roman"/>
       <w:kern w:val="0"/>
       <w:sz w:val="20"/>
       <w:szCs w:val="20"/>
@@ -13161,7 +12855,7 @@
 </file>
 
 <file path=word/theme/theme1.xml><?xml version="1.0" encoding="utf-8"?>
-<a:theme xmlns:a="http://schemas.openxmlformats.org/drawingml/2006/main" name="Office Theme">
+<a:theme xmlns:thm15="http://schemas.microsoft.com/office/thememl/2012/main" xmlns:a="http://schemas.openxmlformats.org/drawingml/2006/main" name="Office Theme">
   <a:themeElements>
     <a:clrScheme name="Office">
       <a:dk1>
